--- a/REKOM DAN SKHP UKP PPA PPO AIPTU SAPIK.docx
+++ b/REKOM DAN SKHP UKP PPA PPO AIPTU SAPIK.docx
@@ -182,15 +182,15 @@
         <mc:AlternateContent>
           <mc:Choice Requires="wps">
             <w:drawing>
-              <wp:anchor distT="0" distB="0" distL="114300" distR="114300" simplePos="0" relativeHeight="251756544" behindDoc="0" locked="0" layoutInCell="1" allowOverlap="1" wp14:anchorId="3F45D7B7" wp14:editId="75714DE9">
+              <wp:anchor distT="0" distB="0" distL="114300" distR="114300" simplePos="0" relativeHeight="251661312" behindDoc="0" locked="0" layoutInCell="1" allowOverlap="1" wp14:anchorId="3F45D7B7" wp14:editId="7FDCB147">
                 <wp:simplePos x="0" y="0"/>
                 <wp:positionH relativeFrom="column">
-                  <wp:posOffset>4032885</wp:posOffset>
+                  <wp:posOffset>3860312</wp:posOffset>
                 </wp:positionH>
                 <wp:positionV relativeFrom="paragraph">
-                  <wp:posOffset>128270</wp:posOffset>
+                  <wp:posOffset>126365</wp:posOffset>
                 </wp:positionV>
-                <wp:extent cx="1981200" cy="295275"/>
+                <wp:extent cx="2479431" cy="3094892"/>
                 <wp:effectExtent l="0" t="0" r="0" b="0"/>
                 <wp:wrapNone/>
                 <wp:docPr id="930472412" name="Rectangle 930472412"/>
@@ -202,7 +202,7 @@
                       <wps:spPr>
                         <a:xfrm>
                           <a:off x="0" y="0"/>
-                          <a:ext cx="1981200" cy="295275"/>
+                          <a:ext cx="2479431" cy="3094892"/>
                         </a:xfrm>
                         <a:prstGeom prst="rect">
                           <a:avLst/>
@@ -234,17 +234,25 @@
                                 <w:rFonts w:ascii="Arial Narrow" w:hAnsi="Arial Narrow"/>
                               </w:rPr>
                             </w:pPr>
+                            <w:proofErr w:type="gramStart"/>
                             <w:r>
                               <w:rPr>
                                 <w:rFonts w:ascii="Arial Narrow" w:hAnsi="Arial Narrow"/>
                               </w:rPr>
-                              <w:t xml:space="preserve">Jakarta,         </w:t>
+                              <w:t xml:space="preserve">Jakarta,   </w:t>
+                            </w:r>
+                            <w:proofErr w:type="gramEnd"/>
+                            <w:r>
+                              <w:rPr>
+                                <w:rFonts w:ascii="Arial Narrow" w:hAnsi="Arial Narrow"/>
+                              </w:rPr>
+                              <w:t xml:space="preserve">      </w:t>
                             </w:r>
                             <w:r>
                               <w:rPr>
                                 <w:rFonts w:ascii="Arial Narrow" w:hAnsi="Arial Narrow"/>
                               </w:rPr>
-                              <w:t>Agustus</w:t>
+                              <w:t>September</w:t>
                             </w:r>
                             <w:r>
                               <w:rPr>
@@ -252,6 +260,204 @@
                               </w:rPr>
                               <w:t xml:space="preserve"> 2026</w:t>
                             </w:r>
+                          </w:p>
+                          <w:p>
+                            <w:pPr>
+                              <w:rPr>
+                                <w:rFonts w:ascii="Arial Narrow" w:hAnsi="Arial Narrow"/>
+                              </w:rPr>
+                            </w:pPr>
+                          </w:p>
+                          <w:p>
+                            <w:pPr>
+                              <w:rPr>
+                                <w:rFonts w:ascii="Arial Narrow" w:hAnsi="Arial Narrow"/>
+                              </w:rPr>
+                            </w:pPr>
+                          </w:p>
+                          <w:p>
+                            <w:pPr>
+                              <w:rPr>
+                                <w:rFonts w:ascii="Arial Narrow" w:hAnsi="Arial Narrow"/>
+                              </w:rPr>
+                            </w:pPr>
+                          </w:p>
+                          <w:p>
+                            <w:pPr>
+                              <w:rPr>
+                                <w:rFonts w:ascii="Arial Narrow" w:hAnsi="Arial Narrow"/>
+                              </w:rPr>
+                            </w:pPr>
+                          </w:p>
+                          <w:p>
+                            <w:pPr>
+                              <w:rPr>
+                                <w:rFonts w:ascii="Arial Narrow" w:hAnsi="Arial Narrow"/>
+                              </w:rPr>
+                            </w:pPr>
+                          </w:p>
+                          <w:p>
+                            <w:pPr>
+                              <w:rPr>
+                                <w:rFonts w:ascii="Arial Narrow" w:hAnsi="Arial Narrow"/>
+                              </w:rPr>
+                            </w:pPr>
+                          </w:p>
+                          <w:p>
+                            <w:pPr>
+                              <w:ind w:firstLine="720"/>
+                              <w:rPr>
+                                <w:rFonts w:ascii="Arial Narrow" w:hAnsi="Arial Narrow"/>
+                              </w:rPr>
+                            </w:pPr>
+                            <w:proofErr w:type="spellStart"/>
+                            <w:r>
+                              <w:rPr>
+                                <w:rFonts w:ascii="Arial Narrow" w:hAnsi="Arial Narrow"/>
+                              </w:rPr>
+                              <w:t>Kepada</w:t>
+                            </w:r>
+                            <w:proofErr w:type="spellEnd"/>
+                          </w:p>
+                          <w:p>
+                            <w:pPr>
+                              <w:rPr>
+                                <w:rFonts w:ascii="Arial Narrow" w:hAnsi="Arial Narrow"/>
+                              </w:rPr>
+                            </w:pPr>
+                          </w:p>
+                          <w:p>
+                            <w:pPr>
+                              <w:ind w:left="720" w:hanging="720"/>
+                              <w:jc w:val="both"/>
+                              <w:rPr>
+                                <w:rFonts w:ascii="Arial Narrow" w:hAnsi="Arial Narrow"/>
+                              </w:rPr>
+                            </w:pPr>
+                            <w:proofErr w:type="spellStart"/>
+                            <w:r>
+                              <w:rPr>
+                                <w:rFonts w:ascii="Arial Narrow" w:hAnsi="Arial Narrow"/>
+                              </w:rPr>
+                              <w:t>Yth</w:t>
+                            </w:r>
+                            <w:proofErr w:type="spellEnd"/>
+                            <w:r>
+                              <w:rPr>
+                                <w:rFonts w:ascii="Arial Narrow" w:hAnsi="Arial Narrow"/>
+                              </w:rPr>
+                              <w:t xml:space="preserve">. </w:t>
+                            </w:r>
+                            <w:r>
+                              <w:rPr>
+                                <w:rFonts w:ascii="Arial Narrow" w:hAnsi="Arial Narrow"/>
+                              </w:rPr>
+                              <w:tab/>
+                            </w:r>
+                            <w:r>
+                              <w:rPr>
+                                <w:rFonts w:ascii="Arial Narrow" w:hAnsi="Arial Narrow"/>
+                              </w:rPr>
+                              <w:t>KEPALA BIDANG PROFESI DAN PENGAMANAN POLDA</w:t>
+                            </w:r>
+                            <w:r>
+                              <w:rPr>
+                                <w:rFonts w:ascii="Arial Narrow" w:hAnsi="Arial Narrow"/>
+                              </w:rPr>
+                              <w:t xml:space="preserve"> </w:t>
+                            </w:r>
+                            <w:r>
+                              <w:rPr>
+                                <w:rFonts w:ascii="Arial Narrow" w:hAnsi="Arial Narrow"/>
+                              </w:rPr>
+                              <w:t>METROPOLITAN JAKARTA RAYA</w:t>
+                            </w:r>
+                          </w:p>
+                          <w:p>
+                            <w:pPr>
+                              <w:ind w:left="720" w:hanging="720"/>
+                              <w:rPr>
+                                <w:rFonts w:ascii="Arial Narrow" w:hAnsi="Arial Narrow"/>
+                              </w:rPr>
+                            </w:pPr>
+                          </w:p>
+                          <w:p>
+                            <w:pPr>
+                              <w:ind w:left="720"/>
+                              <w:rPr>
+                                <w:rFonts w:ascii="Arial Narrow" w:hAnsi="Arial Narrow"/>
+                              </w:rPr>
+                            </w:pPr>
+                            <w:r>
+                              <w:rPr>
+                                <w:rFonts w:ascii="Arial Narrow" w:hAnsi="Arial Narrow"/>
+                              </w:rPr>
+                              <w:t>di</w:t>
+                            </w:r>
+                          </w:p>
+                          <w:p>
+                            <w:pPr>
+                              <w:ind w:left="720" w:hanging="720"/>
+                              <w:rPr>
+                                <w:rFonts w:ascii="Arial Narrow" w:hAnsi="Arial Narrow"/>
+                              </w:rPr>
+                            </w:pPr>
+                          </w:p>
+                          <w:p>
+                            <w:pPr>
+                              <w:ind w:left="720"/>
+                              <w:rPr>
+                                <w:rFonts w:ascii="Arial Narrow" w:hAnsi="Arial Narrow"/>
+                              </w:rPr>
+                            </w:pPr>
+                            <w:r>
+                              <w:rPr>
+                                <w:rFonts w:ascii="Arial Narrow" w:hAnsi="Arial Narrow"/>
+                              </w:rPr>
+                              <w:t>Jakarta</w:t>
+                            </w:r>
+                          </w:p>
+                          <w:p>
+                            <w:pPr>
+                              <w:rPr>
+                                <w:rFonts w:ascii="Arial Narrow" w:hAnsi="Arial Narrow"/>
+                              </w:rPr>
+                            </w:pPr>
+                          </w:p>
+                          <w:p>
+                            <w:pPr>
+                              <w:rPr>
+                                <w:rFonts w:ascii="Arial Narrow" w:hAnsi="Arial Narrow"/>
+                              </w:rPr>
+                            </w:pPr>
+                          </w:p>
+                          <w:p>
+                            <w:pPr>
+                              <w:rPr>
+                                <w:rFonts w:ascii="Arial Narrow" w:hAnsi="Arial Narrow"/>
+                              </w:rPr>
+                            </w:pPr>
+                          </w:p>
+                          <w:p>
+                            <w:pPr>
+                              <w:rPr>
+                                <w:rFonts w:ascii="Arial Narrow" w:hAnsi="Arial Narrow"/>
+                              </w:rPr>
+                            </w:pPr>
+                          </w:p>
+                          <w:p>
+                            <w:pPr>
+                              <w:rPr>
+                                <w:rFonts w:ascii="Arial Narrow" w:hAnsi="Arial Narrow"/>
+                              </w:rPr>
+                            </w:pPr>
+                          </w:p>
+                          <w:p>
+                            <w:pPr>
+                              <w:rPr>
+                                <w:rFonts w:ascii="Arial Narrow" w:hAnsi="Arial Narrow"/>
+                              </w:rPr>
+                            </w:pPr>
                           </w:p>
                         </w:txbxContent>
                       </wps:txbx>
@@ -264,6 +470,9 @@
                     </wps:wsp>
                   </a:graphicData>
                 </a:graphic>
+                <wp14:sizeRelH relativeFrom="margin">
+                  <wp14:pctWidth>0</wp14:pctWidth>
+                </wp14:sizeRelH>
                 <wp14:sizeRelV relativeFrom="margin">
                   <wp14:pctHeight>0</wp14:pctHeight>
                 </wp14:sizeRelV>
@@ -272,7 +481,7 @@
           </mc:Choice>
           <mc:Fallback>
             <w:pict>
-              <v:rect w14:anchorId="3F45D7B7" id="Rectangle 930472412" o:spid="_x0000_s1026" style="position:absolute;left:0;text-align:left;margin-left:317.55pt;margin-top:10.1pt;width:156pt;height:23.25pt;z-index:251756544;visibility:visible;mso-wrap-style:square;mso-height-percent:0;mso-wrap-distance-left:9pt;mso-wrap-distance-top:0;mso-wrap-distance-right:9pt;mso-wrap-distance-bottom:0;mso-position-horizontal:absolute;mso-position-horizontal-relative:text;mso-position-vertical:absolute;mso-position-vertical-relative:text;mso-height-percent:0;mso-height-relative:margin;v-text-anchor:middle" o:gfxdata="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" filled="f" stroked="f" strokeweight="2pt">
+              <v:rect w14:anchorId="3F45D7B7" id="Rectangle 930472412" o:spid="_x0000_s1026" style="position:absolute;left:0;text-align:left;margin-left:303.95pt;margin-top:9.95pt;width:195.25pt;height:243.7pt;z-index:251661312;visibility:visible;mso-wrap-style:square;mso-width-percent:0;mso-height-percent:0;mso-wrap-distance-left:9pt;mso-wrap-distance-top:0;mso-wrap-distance-right:9pt;mso-wrap-distance-bottom:0;mso-position-horizontal:absolute;mso-position-horizontal-relative:text;mso-position-vertical:absolute;mso-position-vertical-relative:text;mso-width-percent:0;mso-height-percent:0;mso-width-relative:margin;mso-height-relative:margin;v-text-anchor:middle" o:gfxdata="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" filled="f" stroked="f" strokeweight="2pt">
                 <v:textbox>
                   <w:txbxContent>
                     <w:p>
@@ -281,17 +490,25 @@
                           <w:rFonts w:ascii="Arial Narrow" w:hAnsi="Arial Narrow"/>
                         </w:rPr>
                       </w:pPr>
+                      <w:proofErr w:type="gramStart"/>
                       <w:r>
                         <w:rPr>
                           <w:rFonts w:ascii="Arial Narrow" w:hAnsi="Arial Narrow"/>
                         </w:rPr>
-                        <w:t xml:space="preserve">Jakarta,         </w:t>
+                        <w:t xml:space="preserve">Jakarta,   </w:t>
+                      </w:r>
+                      <w:proofErr w:type="gramEnd"/>
+                      <w:r>
+                        <w:rPr>
+                          <w:rFonts w:ascii="Arial Narrow" w:hAnsi="Arial Narrow"/>
+                        </w:rPr>
+                        <w:t xml:space="preserve">      </w:t>
                       </w:r>
                       <w:r>
                         <w:rPr>
                           <w:rFonts w:ascii="Arial Narrow" w:hAnsi="Arial Narrow"/>
                         </w:rPr>
-                        <w:t>Agustus</w:t>
+                        <w:t>September</w:t>
                       </w:r>
                       <w:r>
                         <w:rPr>
@@ -300,6 +517,204 @@
                         <w:t xml:space="preserve"> 2026</w:t>
                       </w:r>
                     </w:p>
+                    <w:p>
+                      <w:pPr>
+                        <w:rPr>
+                          <w:rFonts w:ascii="Arial Narrow" w:hAnsi="Arial Narrow"/>
+                        </w:rPr>
+                      </w:pPr>
+                    </w:p>
+                    <w:p>
+                      <w:pPr>
+                        <w:rPr>
+                          <w:rFonts w:ascii="Arial Narrow" w:hAnsi="Arial Narrow"/>
+                        </w:rPr>
+                      </w:pPr>
+                    </w:p>
+                    <w:p>
+                      <w:pPr>
+                        <w:rPr>
+                          <w:rFonts w:ascii="Arial Narrow" w:hAnsi="Arial Narrow"/>
+                        </w:rPr>
+                      </w:pPr>
+                    </w:p>
+                    <w:p>
+                      <w:pPr>
+                        <w:rPr>
+                          <w:rFonts w:ascii="Arial Narrow" w:hAnsi="Arial Narrow"/>
+                        </w:rPr>
+                      </w:pPr>
+                    </w:p>
+                    <w:p>
+                      <w:pPr>
+                        <w:rPr>
+                          <w:rFonts w:ascii="Arial Narrow" w:hAnsi="Arial Narrow"/>
+                        </w:rPr>
+                      </w:pPr>
+                    </w:p>
+                    <w:p>
+                      <w:pPr>
+                        <w:rPr>
+                          <w:rFonts w:ascii="Arial Narrow" w:hAnsi="Arial Narrow"/>
+                        </w:rPr>
+                      </w:pPr>
+                    </w:p>
+                    <w:p>
+                      <w:pPr>
+                        <w:ind w:firstLine="720"/>
+                        <w:rPr>
+                          <w:rFonts w:ascii="Arial Narrow" w:hAnsi="Arial Narrow"/>
+                        </w:rPr>
+                      </w:pPr>
+                      <w:proofErr w:type="spellStart"/>
+                      <w:r>
+                        <w:rPr>
+                          <w:rFonts w:ascii="Arial Narrow" w:hAnsi="Arial Narrow"/>
+                        </w:rPr>
+                        <w:t>Kepada</w:t>
+                      </w:r>
+                      <w:proofErr w:type="spellEnd"/>
+                    </w:p>
+                    <w:p>
+                      <w:pPr>
+                        <w:rPr>
+                          <w:rFonts w:ascii="Arial Narrow" w:hAnsi="Arial Narrow"/>
+                        </w:rPr>
+                      </w:pPr>
+                    </w:p>
+                    <w:p>
+                      <w:pPr>
+                        <w:ind w:left="720" w:hanging="720"/>
+                        <w:jc w:val="both"/>
+                        <w:rPr>
+                          <w:rFonts w:ascii="Arial Narrow" w:hAnsi="Arial Narrow"/>
+                        </w:rPr>
+                      </w:pPr>
+                      <w:proofErr w:type="spellStart"/>
+                      <w:r>
+                        <w:rPr>
+                          <w:rFonts w:ascii="Arial Narrow" w:hAnsi="Arial Narrow"/>
+                        </w:rPr>
+                        <w:t>Yth</w:t>
+                      </w:r>
+                      <w:proofErr w:type="spellEnd"/>
+                      <w:r>
+                        <w:rPr>
+                          <w:rFonts w:ascii="Arial Narrow" w:hAnsi="Arial Narrow"/>
+                        </w:rPr>
+                        <w:t xml:space="preserve">. </w:t>
+                      </w:r>
+                      <w:r>
+                        <w:rPr>
+                          <w:rFonts w:ascii="Arial Narrow" w:hAnsi="Arial Narrow"/>
+                        </w:rPr>
+                        <w:tab/>
+                      </w:r>
+                      <w:r>
+                        <w:rPr>
+                          <w:rFonts w:ascii="Arial Narrow" w:hAnsi="Arial Narrow"/>
+                        </w:rPr>
+                        <w:t>KEPALA BIDANG PROFESI DAN PENGAMANAN POLDA</w:t>
+                      </w:r>
+                      <w:r>
+                        <w:rPr>
+                          <w:rFonts w:ascii="Arial Narrow" w:hAnsi="Arial Narrow"/>
+                        </w:rPr>
+                        <w:t xml:space="preserve"> </w:t>
+                      </w:r>
+                      <w:r>
+                        <w:rPr>
+                          <w:rFonts w:ascii="Arial Narrow" w:hAnsi="Arial Narrow"/>
+                        </w:rPr>
+                        <w:t>METROPOLITAN JAKARTA RAYA</w:t>
+                      </w:r>
+                    </w:p>
+                    <w:p>
+                      <w:pPr>
+                        <w:ind w:left="720" w:hanging="720"/>
+                        <w:rPr>
+                          <w:rFonts w:ascii="Arial Narrow" w:hAnsi="Arial Narrow"/>
+                        </w:rPr>
+                      </w:pPr>
+                    </w:p>
+                    <w:p>
+                      <w:pPr>
+                        <w:ind w:left="720"/>
+                        <w:rPr>
+                          <w:rFonts w:ascii="Arial Narrow" w:hAnsi="Arial Narrow"/>
+                        </w:rPr>
+                      </w:pPr>
+                      <w:r>
+                        <w:rPr>
+                          <w:rFonts w:ascii="Arial Narrow" w:hAnsi="Arial Narrow"/>
+                        </w:rPr>
+                        <w:t>di</w:t>
+                      </w:r>
+                    </w:p>
+                    <w:p>
+                      <w:pPr>
+                        <w:ind w:left="720" w:hanging="720"/>
+                        <w:rPr>
+                          <w:rFonts w:ascii="Arial Narrow" w:hAnsi="Arial Narrow"/>
+                        </w:rPr>
+                      </w:pPr>
+                    </w:p>
+                    <w:p>
+                      <w:pPr>
+                        <w:ind w:left="720"/>
+                        <w:rPr>
+                          <w:rFonts w:ascii="Arial Narrow" w:hAnsi="Arial Narrow"/>
+                        </w:rPr>
+                      </w:pPr>
+                      <w:r>
+                        <w:rPr>
+                          <w:rFonts w:ascii="Arial Narrow" w:hAnsi="Arial Narrow"/>
+                        </w:rPr>
+                        <w:t>Jakarta</w:t>
+                      </w:r>
+                    </w:p>
+                    <w:p>
+                      <w:pPr>
+                        <w:rPr>
+                          <w:rFonts w:ascii="Arial Narrow" w:hAnsi="Arial Narrow"/>
+                        </w:rPr>
+                      </w:pPr>
+                    </w:p>
+                    <w:p>
+                      <w:pPr>
+                        <w:rPr>
+                          <w:rFonts w:ascii="Arial Narrow" w:hAnsi="Arial Narrow"/>
+                        </w:rPr>
+                      </w:pPr>
+                    </w:p>
+                    <w:p>
+                      <w:pPr>
+                        <w:rPr>
+                          <w:rFonts w:ascii="Arial Narrow" w:hAnsi="Arial Narrow"/>
+                        </w:rPr>
+                      </w:pPr>
+                    </w:p>
+                    <w:p>
+                      <w:pPr>
+                        <w:rPr>
+                          <w:rFonts w:ascii="Arial Narrow" w:hAnsi="Arial Narrow"/>
+                        </w:rPr>
+                      </w:pPr>
+                    </w:p>
+                    <w:p>
+                      <w:pPr>
+                        <w:rPr>
+                          <w:rFonts w:ascii="Arial Narrow" w:hAnsi="Arial Narrow"/>
+                        </w:rPr>
+                      </w:pPr>
+                    </w:p>
+                    <w:p>
+                      <w:pPr>
+                        <w:rPr>
+                          <w:rFonts w:ascii="Arial Narrow" w:hAnsi="Arial Narrow"/>
+                        </w:rPr>
+                      </w:pPr>
+                    </w:p>
                   </w:txbxContent>
                 </v:textbox>
               </v:rect>
@@ -345,7 +760,7 @@
         <mc:AlternateContent>
           <mc:Choice Requires="wps">
             <w:drawing>
-              <wp:anchor distT="0" distB="0" distL="114300" distR="114300" simplePos="0" relativeHeight="251754496" behindDoc="0" locked="0" layoutInCell="1" allowOverlap="1" wp14:anchorId="16C6D9F6" wp14:editId="65A45EA6">
+              <wp:anchor distT="0" distB="0" distL="114300" distR="114300" simplePos="0" relativeHeight="251655168" behindDoc="0" locked="0" layoutInCell="1" allowOverlap="1" wp14:anchorId="16C6D9F6" wp14:editId="53097E7E">
                 <wp:simplePos x="0" y="0"/>
                 <wp:positionH relativeFrom="column">
                   <wp:posOffset>13970</wp:posOffset>
@@ -397,7 +812,7 @@
           </mc:Choice>
           <mc:Fallback>
             <w:pict>
-              <v:line w14:anchorId="592B33B1" id="Straight Connector 1187328356" o:spid="_x0000_s1026" style="position:absolute;z-index:251754496;visibility:visible;mso-wrap-style:square;mso-width-percent:0;mso-wrap-distance-left:9pt;mso-wrap-distance-top:0;mso-wrap-distance-right:9pt;mso-wrap-distance-bottom:0;mso-position-horizontal:absolute;mso-position-horizontal-relative:text;mso-position-vertical:absolute;mso-position-vertical-relative:text;mso-width-percent:0;mso-width-relative:margin" from="1.1pt,13.95pt" to="216.55pt,13.95pt" o:gfxdata="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" strokecolor="black [3040]"/>
+              <v:line w14:anchorId="44D352BB" id="Straight Connector 1187328356" o:spid="_x0000_s1026" style="position:absolute;z-index:251655168;visibility:visible;mso-wrap-style:square;mso-width-percent:0;mso-wrap-distance-left:9pt;mso-wrap-distance-top:0;mso-wrap-distance-right:9pt;mso-wrap-distance-bottom:0;mso-position-horizontal:absolute;mso-position-horizontal-relative:text;mso-position-vertical:absolute;mso-position-vertical-relative:text;mso-width-percent:0;mso-width-relative:margin" from="1.1pt,13.95pt" to="216.55pt,13.95pt" o:gfxdata="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" strokecolor="black [3040]"/>
             </w:pict>
           </mc:Fallback>
         </mc:AlternateContent>
@@ -657,14 +1072,12 @@
         </w:rPr>
         <w:tab/>
       </w:r>
-      <w:proofErr w:type="spellStart"/>
-      <w:r>
-        <w:rPr>
-          <w:rFonts w:ascii="Arial Narrow" w:hAnsi="Arial Narrow" w:cs="Tahoma"/>
-        </w:rPr>
-        <w:t>Biasa</w:t>
-      </w:r>
-      <w:proofErr w:type="spellEnd"/>
+      <w:r>
+        <w:rPr>
+          <w:rFonts w:ascii="Arial Narrow" w:hAnsi="Arial Narrow" w:cs="Tahoma"/>
+        </w:rPr>
+        <w:t>Rahasia</w:t>
+      </w:r>
       <w:r>
         <w:rPr>
           <w:rFonts w:ascii="Arial Narrow" w:hAnsi="Arial Narrow" w:cs="Tahoma"/>
@@ -682,118 +1095,6 @@
           <w:rFonts w:ascii="Arial Narrow" w:hAnsi="Arial Narrow" w:cs="Tahoma"/>
         </w:rPr>
       </w:pPr>
-      <w:r>
-        <w:rPr>
-          <w:rFonts w:ascii="Arial Narrow" w:hAnsi="Arial Narrow"/>
-          <w:noProof/>
-        </w:rPr>
-        <mc:AlternateContent>
-          <mc:Choice Requires="wps">
-            <w:drawing>
-              <wp:anchor distT="0" distB="0" distL="114300" distR="114300" simplePos="0" relativeHeight="251755520" behindDoc="0" locked="0" layoutInCell="1" allowOverlap="1" wp14:anchorId="6DCFED8E" wp14:editId="17EDC76E">
-                <wp:simplePos x="0" y="0"/>
-                <wp:positionH relativeFrom="column">
-                  <wp:posOffset>4394200</wp:posOffset>
-                </wp:positionH>
-                <wp:positionV relativeFrom="paragraph">
-                  <wp:posOffset>131445</wp:posOffset>
-                </wp:positionV>
-                <wp:extent cx="1981200" cy="295275"/>
-                <wp:effectExtent l="0" t="0" r="0" b="9525"/>
-                <wp:wrapNone/>
-                <wp:docPr id="504524124" name="Rectangle 504524124"/>
-                <wp:cNvGraphicFramePr/>
-                <a:graphic xmlns:a="http://schemas.openxmlformats.org/drawingml/2006/main">
-                  <a:graphicData uri="http://schemas.microsoft.com/office/word/2010/wordprocessingShape">
-                    <wps:wsp>
-                      <wps:cNvSpPr/>
-                      <wps:spPr>
-                        <a:xfrm>
-                          <a:off x="0" y="0"/>
-                          <a:ext cx="1981200" cy="295275"/>
-                        </a:xfrm>
-                        <a:prstGeom prst="rect">
-                          <a:avLst/>
-                        </a:prstGeom>
-                        <a:ln>
-                          <a:noFill/>
-                        </a:ln>
-                      </wps:spPr>
-                      <wps:style>
-                        <a:lnRef idx="2">
-                          <a:schemeClr val="dk1"/>
-                        </a:lnRef>
-                        <a:fillRef idx="1">
-                          <a:schemeClr val="lt1"/>
-                        </a:fillRef>
-                        <a:effectRef idx="0">
-                          <a:schemeClr val="dk1"/>
-                        </a:effectRef>
-                        <a:fontRef idx="minor">
-                          <a:schemeClr val="dk1"/>
-                        </a:fontRef>
-                      </wps:style>
-                      <wps:txbx>
-                        <w:txbxContent>
-                          <w:p>
-                            <w:pPr>
-                              <w:rPr>
-                                <w:rFonts w:ascii="Arial Narrow" w:hAnsi="Arial Narrow"/>
-                              </w:rPr>
-                            </w:pPr>
-                            <w:proofErr w:type="spellStart"/>
-                            <w:r>
-                              <w:rPr>
-                                <w:rFonts w:ascii="Arial Narrow" w:hAnsi="Arial Narrow"/>
-                              </w:rPr>
-                              <w:t>Kepada</w:t>
-                            </w:r>
-                            <w:proofErr w:type="spellEnd"/>
-                          </w:p>
-                        </w:txbxContent>
-                      </wps:txbx>
-                      <wps:bodyPr rot="0" spcFirstLastPara="0" vertOverflow="overflow" horzOverflow="overflow" vert="horz" wrap="square" lIns="91440" tIns="45720" rIns="91440" bIns="45720" numCol="1" spcCol="0" rtlCol="0" fromWordArt="0" anchor="ctr" anchorCtr="0" forceAA="0" compatLnSpc="1">
-                        <a:prstTxWarp prst="textNoShape">
-                          <a:avLst/>
-                        </a:prstTxWarp>
-                        <a:noAutofit/>
-                      </wps:bodyPr>
-                    </wps:wsp>
-                  </a:graphicData>
-                </a:graphic>
-                <wp14:sizeRelV relativeFrom="margin">
-                  <wp14:pctHeight>0</wp14:pctHeight>
-                </wp14:sizeRelV>
-              </wp:anchor>
-            </w:drawing>
-          </mc:Choice>
-          <mc:Fallback>
-            <w:pict>
-              <v:rect w14:anchorId="6DCFED8E" id="Rectangle 504524124" o:spid="_x0000_s1027" style="position:absolute;left:0;text-align:left;margin-left:346pt;margin-top:10.35pt;width:156pt;height:23.25pt;z-index:251755520;visibility:visible;mso-wrap-style:square;mso-height-percent:0;mso-wrap-distance-left:9pt;mso-wrap-distance-top:0;mso-wrap-distance-right:9pt;mso-wrap-distance-bottom:0;mso-position-horizontal:absolute;mso-position-horizontal-relative:text;mso-position-vertical:absolute;mso-position-vertical-relative:text;mso-height-percent:0;mso-height-relative:margin;v-text-anchor:middle" o:gfxdata="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" fillcolor="white [3201]" stroked="f" strokeweight="2pt">
-                <v:textbox>
-                  <w:txbxContent>
-                    <w:p>
-                      <w:pPr>
-                        <w:rPr>
-                          <w:rFonts w:ascii="Arial Narrow" w:hAnsi="Arial Narrow"/>
-                        </w:rPr>
-                      </w:pPr>
-                      <w:proofErr w:type="spellStart"/>
-                      <w:r>
-                        <w:rPr>
-                          <w:rFonts w:ascii="Arial Narrow" w:hAnsi="Arial Narrow"/>
-                        </w:rPr>
-                        <w:t>Kepada</w:t>
-                      </w:r>
-                      <w:proofErr w:type="spellEnd"/>
-                    </w:p>
-                  </w:txbxContent>
-                </v:textbox>
-              </v:rect>
-            </w:pict>
-          </mc:Fallback>
-        </mc:AlternateContent>
-      </w:r>
       <w:r>
         <w:rPr>
           <w:rFonts w:ascii="Arial Narrow" w:hAnsi="Arial Narrow" w:cs="Tahoma"/>
@@ -827,8 +1128,10 @@
           <w:tab w:val="left" w:pos="4678"/>
         </w:tabs>
         <w:ind w:left="993" w:right="5244" w:hanging="993"/>
-        <w:rPr>
-          <w:rFonts w:ascii="Arial Narrow" w:hAnsi="Arial Narrow" w:cs="Tahoma"/>
+        <w:jc w:val="both"/>
+        <w:rPr>
+          <w:rFonts w:ascii="Arial Narrow" w:hAnsi="Arial Narrow" w:cs="Tahoma"/>
+          <w:lang w:val="id-ID"/>
         </w:rPr>
       </w:pPr>
       <w:r>
@@ -860,44 +1163,106 @@
       <w:proofErr w:type="spellStart"/>
       <w:r>
         <w:rPr>
-          <w:rFonts w:ascii="Arial Narrow" w:hAnsi="Arial Narrow" w:cs="Tahoma"/>
-        </w:rPr>
-        <w:t>Usulan</w:t>
+          <w:rFonts w:ascii="Arial Narrow" w:hAnsi="Arial Narrow"/>
+        </w:rPr>
+        <w:t>permohonan</w:t>
       </w:r>
       <w:proofErr w:type="spellEnd"/>
       <w:r>
         <w:rPr>
-          <w:rFonts w:ascii="Arial Narrow" w:hAnsi="Arial Narrow" w:cs="Tahoma"/>
+          <w:rFonts w:ascii="Arial Narrow" w:hAnsi="Arial Narrow"/>
         </w:rPr>
         <w:t xml:space="preserve"> </w:t>
       </w:r>
       <w:proofErr w:type="spellStart"/>
       <w:r>
         <w:rPr>
-          <w:rFonts w:ascii="Arial Narrow" w:hAnsi="Arial Narrow" w:cs="Tahoma"/>
-        </w:rPr>
-        <w:t>Peserta</w:t>
+          <w:rFonts w:ascii="Arial Narrow" w:hAnsi="Arial Narrow"/>
+        </w:rPr>
+        <w:t>penerbitan</w:t>
       </w:r>
       <w:proofErr w:type="spellEnd"/>
       <w:r>
         <w:rPr>
-          <w:rFonts w:ascii="Arial Narrow" w:hAnsi="Arial Narrow" w:cs="Tahoma"/>
+          <w:rFonts w:ascii="Arial Narrow" w:hAnsi="Arial Narrow"/>
+        </w:rPr>
+        <w:t xml:space="preserve"> SKHP </w:t>
+      </w:r>
+      <w:proofErr w:type="spellStart"/>
+      <w:r>
+        <w:rPr>
+          <w:rFonts w:ascii="Arial Narrow" w:hAnsi="Arial Narrow"/>
+        </w:rPr>
+        <w:t>peserta</w:t>
+      </w:r>
+      <w:proofErr w:type="spellEnd"/>
+      <w:r>
+        <w:rPr>
+          <w:rFonts w:ascii="Arial Narrow" w:hAnsi="Arial Narrow"/>
         </w:rPr>
         <w:t xml:space="preserve"> </w:t>
       </w:r>
       <w:proofErr w:type="spellStart"/>
       <w:r>
         <w:rPr>
-          <w:rFonts w:ascii="Arial Narrow" w:hAnsi="Arial Narrow" w:cs="Tahoma"/>
-        </w:rPr>
-        <w:t>Seleksi</w:t>
+          <w:rFonts w:ascii="Arial Narrow" w:hAnsi="Arial Narrow"/>
+        </w:rPr>
+        <w:t>seleksi</w:t>
       </w:r>
       <w:proofErr w:type="spellEnd"/>
       <w:r>
         <w:rPr>
-          <w:rFonts w:ascii="Arial Narrow" w:hAnsi="Arial Narrow" w:cs="Tahoma"/>
-        </w:rPr>
-        <w:t xml:space="preserve"> PAG TA. 2026</w:t>
+          <w:rFonts w:ascii="Arial Narrow" w:hAnsi="Arial Narrow"/>
+        </w:rPr>
+        <w:t xml:space="preserve"> PAG </w:t>
+      </w:r>
+      <w:proofErr w:type="spellStart"/>
+      <w:r>
+        <w:rPr>
+          <w:rFonts w:ascii="Arial Narrow" w:hAnsi="Arial Narrow"/>
+        </w:rPr>
+        <w:t>Ditres</w:t>
+      </w:r>
+      <w:proofErr w:type="spellEnd"/>
+      <w:r>
+        <w:rPr>
+          <w:rFonts w:ascii="Arial Narrow" w:hAnsi="Arial Narrow"/>
+        </w:rPr>
+        <w:t xml:space="preserve"> PPA dan PPO Polda Metro Jaya</w:t>
+      </w:r>
+      <w:r>
+        <w:rPr>
+          <w:rFonts w:ascii="Arial Narrow" w:hAnsi="Arial Narrow"/>
+        </w:rPr>
+        <w:t xml:space="preserve"> </w:t>
+      </w:r>
+      <w:proofErr w:type="spellStart"/>
+      <w:r>
+        <w:rPr>
+          <w:rFonts w:ascii="Arial Narrow" w:hAnsi="Arial Narrow"/>
+        </w:rPr>
+        <w:t>Tahun</w:t>
+      </w:r>
+      <w:proofErr w:type="spellEnd"/>
+      <w:r>
+        <w:rPr>
+          <w:rFonts w:ascii="Arial Narrow" w:hAnsi="Arial Narrow"/>
+        </w:rPr>
+        <w:t xml:space="preserve"> </w:t>
+      </w:r>
+      <w:proofErr w:type="spellStart"/>
+      <w:r>
+        <w:rPr>
+          <w:rFonts w:ascii="Arial Narrow" w:hAnsi="Arial Narrow"/>
+        </w:rPr>
+        <w:t>Anggaran</w:t>
+      </w:r>
+      <w:proofErr w:type="spellEnd"/>
+      <w:r>
+        <w:rPr>
+          <w:rFonts w:ascii="Arial Narrow" w:hAnsi="Arial Narrow"/>
+        </w:rPr>
+        <w:t xml:space="preserve"> 2026</w:t>
       </w:r>
       <w:r>
         <w:rPr>
@@ -908,49 +1273,79 @@
     </w:p>
     <w:p>
       <w:pPr>
-        <w:ind w:left="7088" w:right="-1" w:hanging="567"/>
+        <w:tabs>
+          <w:tab w:val="left" w:pos="851"/>
+          <w:tab w:val="left" w:pos="4678"/>
+        </w:tabs>
+        <w:ind w:left="993" w:right="5244" w:hanging="993"/>
         <w:jc w:val="both"/>
         <w:rPr>
           <w:rFonts w:ascii="Arial Narrow" w:hAnsi="Arial Narrow" w:cs="Tahoma"/>
           <w:lang w:val="id-ID"/>
         </w:rPr>
       </w:pPr>
-      <w:r>
-        <w:rPr>
-          <w:rFonts w:ascii="Arial Narrow" w:hAnsi="Arial Narrow" w:cs="Tahoma"/>
-        </w:rPr>
-        <w:tab/>
-      </w:r>
     </w:p>
     <w:p>
       <w:pPr>
         <w:tabs>
-          <w:tab w:val="left" w:pos="7230"/>
+          <w:tab w:val="left" w:pos="851"/>
+          <w:tab w:val="left" w:pos="4678"/>
         </w:tabs>
-        <w:ind w:left="7088" w:right="-1" w:hanging="567"/>
-        <w:rPr>
-          <w:rFonts w:ascii="Arial Narrow" w:hAnsi="Arial Narrow" w:cs="Tahoma"/>
-        </w:rPr>
-      </w:pPr>
-      <w:r>
+        <w:ind w:left="993" w:right="5244" w:hanging="993"/>
+        <w:jc w:val="both"/>
         <w:rPr>
           <w:rFonts w:ascii="Arial Narrow" w:hAnsi="Arial Narrow" w:cs="Tahoma"/>
           <w:lang w:val="id-ID"/>
         </w:rPr>
-        <w:t>Yth.</w:t>
-      </w:r>
-      <w:r>
+      </w:pPr>
+    </w:p>
+    <w:p>
+      <w:pPr>
+        <w:tabs>
+          <w:tab w:val="left" w:pos="851"/>
+          <w:tab w:val="left" w:pos="4678"/>
+        </w:tabs>
+        <w:ind w:left="993" w:right="5244" w:hanging="993"/>
+        <w:jc w:val="both"/>
         <w:rPr>
           <w:rFonts w:ascii="Arial Narrow" w:hAnsi="Arial Narrow" w:cs="Tahoma"/>
           <w:lang w:val="id-ID"/>
         </w:rPr>
-        <w:tab/>
-      </w:r>
-      <w:r>
-        <w:rPr>
-          <w:rFonts w:ascii="Arial Narrow" w:hAnsi="Arial Narrow" w:cs="Tahoma"/>
-        </w:rPr>
-        <w:t>KEPALA BIRO SDM POLDA METRO JAYA</w:t>
+      </w:pPr>
+    </w:p>
+    <w:p>
+      <w:pPr>
+        <w:tabs>
+          <w:tab w:val="left" w:pos="851"/>
+          <w:tab w:val="left" w:pos="4678"/>
+        </w:tabs>
+        <w:ind w:left="993" w:right="5244" w:hanging="993"/>
+        <w:jc w:val="both"/>
+        <w:rPr>
+          <w:rFonts w:ascii="Arial Narrow" w:hAnsi="Arial Narrow" w:cs="Tahoma"/>
+          <w:lang w:val="id-ID"/>
+        </w:rPr>
+      </w:pPr>
+    </w:p>
+    <w:p>
+      <w:pPr>
+        <w:tabs>
+          <w:tab w:val="left" w:pos="851"/>
+          <w:tab w:val="left" w:pos="4678"/>
+        </w:tabs>
+        <w:ind w:left="993" w:right="5244" w:hanging="993"/>
+        <w:jc w:val="both"/>
+        <w:rPr>
+          <w:rFonts w:ascii="Arial Narrow" w:hAnsi="Arial Narrow" w:cs="Tahoma"/>
+          <w:lang w:val="id-ID"/>
+        </w:rPr>
+      </w:pPr>
+      <w:r>
+        <w:rPr>
+          <w:rFonts w:ascii="Arial Narrow" w:hAnsi="Arial Narrow" w:cs="Tahoma"/>
+          <w:lang w:val="id-ID"/>
+        </w:rPr>
+        <w:t xml:space="preserve"> </w:t>
       </w:r>
     </w:p>
     <w:p>
@@ -964,42 +1359,17 @@
     </w:p>
     <w:p>
       <w:pPr>
-        <w:ind w:left="7088" w:right="-1"/>
-        <w:rPr>
-          <w:rFonts w:ascii="Arial Narrow" w:hAnsi="Arial Narrow" w:cs="Tahoma"/>
-          <w:lang w:val="id-ID"/>
-        </w:rPr>
-      </w:pPr>
-      <w:r>
-        <w:rPr>
-          <w:rFonts w:ascii="Arial Narrow" w:hAnsi="Arial Narrow" w:cs="Tahoma"/>
-          <w:lang w:val="id-ID"/>
-        </w:rPr>
-        <w:t xml:space="preserve">di </w:t>
-      </w:r>
-    </w:p>
-    <w:p>
-      <w:pPr>
-        <w:ind w:left="7088" w:right="-1"/>
-        <w:rPr>
-          <w:rFonts w:ascii="Arial Narrow" w:hAnsi="Arial Narrow" w:cs="Tahoma"/>
-          <w:lang w:val="id-ID"/>
-        </w:rPr>
-      </w:pPr>
-    </w:p>
-    <w:p>
-      <w:pPr>
-        <w:ind w:left="7088" w:right="-1"/>
-        <w:rPr>
-          <w:rFonts w:ascii="Arial Narrow" w:hAnsi="Arial Narrow" w:cs="Tahoma"/>
-        </w:rPr>
-      </w:pPr>
-      <w:r>
-        <w:rPr>
-          <w:rFonts w:ascii="Arial Narrow" w:hAnsi="Arial Narrow" w:cs="Tahoma"/>
-        </w:rPr>
-        <w:t>Jakarta</w:t>
-      </w:r>
+        <w:pStyle w:val="BodyTextIndent3"/>
+        <w:tabs>
+          <w:tab w:val="left" w:pos="1440"/>
+          <w:tab w:val="left" w:pos="2160"/>
+        </w:tabs>
+        <w:ind w:left="0" w:firstLine="0"/>
+        <w:rPr>
+          <w:rFonts w:cs="Tahoma"/>
+          <w:lang w:val="en-US"/>
+        </w:rPr>
+      </w:pPr>
     </w:p>
     <w:p>
       <w:pPr>
@@ -1022,7 +1392,7 @@
           <w:tab w:val="left" w:pos="1440"/>
           <w:tab w:val="left" w:pos="2160"/>
         </w:tabs>
-        <w:ind w:left="0" w:firstLine="0"/>
+        <w:ind w:left="0" w:right="-1" w:firstLine="0"/>
         <w:rPr>
           <w:rFonts w:cs="Tahoma"/>
           <w:lang w:val="en-US"/>
@@ -1046,6 +1416,98 @@
     <w:p>
       <w:pPr>
         <w:pStyle w:val="BodyTextIndent3"/>
+        <w:tabs>
+          <w:tab w:val="left" w:pos="1440"/>
+          <w:tab w:val="left" w:pos="2160"/>
+        </w:tabs>
+        <w:ind w:left="0" w:right="-1" w:firstLine="0"/>
+        <w:rPr>
+          <w:rFonts w:cs="Tahoma"/>
+          <w:lang w:val="en-US"/>
+        </w:rPr>
+      </w:pPr>
+    </w:p>
+    <w:p>
+      <w:pPr>
+        <w:pStyle w:val="BodyTextIndent3"/>
+        <w:tabs>
+          <w:tab w:val="left" w:pos="1440"/>
+          <w:tab w:val="left" w:pos="2160"/>
+        </w:tabs>
+        <w:ind w:right="-1"/>
+        <w:rPr>
+          <w:rFonts w:cs="Tahoma"/>
+          <w:lang w:val="en-ID"/>
+        </w:rPr>
+      </w:pPr>
+    </w:p>
+    <w:p>
+      <w:pPr>
+        <w:pStyle w:val="BodyTextIndent3"/>
+        <w:tabs>
+          <w:tab w:val="left" w:pos="1440"/>
+          <w:tab w:val="left" w:pos="2160"/>
+        </w:tabs>
+        <w:ind w:left="0" w:right="-1" w:firstLine="0"/>
+        <w:rPr>
+          <w:rFonts w:cs="Tahoma"/>
+          <w:u w:val="single"/>
+          <w:lang w:val="en-US"/>
+        </w:rPr>
+      </w:pPr>
+      <w:r>
+        <w:rPr>
+          <w:rFonts w:cs="Tahoma"/>
+          <w:lang w:val="en-ID"/>
+        </w:rPr>
+        <w:t xml:space="preserve"> </w:t>
+      </w:r>
+      <w:proofErr w:type="spellStart"/>
+      <w:r>
+        <w:rPr>
+          <w:rFonts w:cs="Tahoma"/>
+          <w:u w:val="single"/>
+          <w:lang w:val="en-ID"/>
+        </w:rPr>
+        <w:t>u.p</w:t>
+      </w:r>
+      <w:proofErr w:type="spellEnd"/>
+      <w:r>
+        <w:rPr>
+          <w:rFonts w:cs="Tahoma"/>
+          <w:u w:val="single"/>
+          <w:lang w:val="en-ID"/>
+        </w:rPr>
+        <w:t xml:space="preserve">. </w:t>
+      </w:r>
+      <w:proofErr w:type="spellStart"/>
+      <w:r>
+        <w:rPr>
+          <w:rFonts w:cs="Tahoma"/>
+          <w:u w:val="single"/>
+          <w:lang w:val="en-ID"/>
+        </w:rPr>
+        <w:t>Kasubbidpaminal</w:t>
+      </w:r>
+      <w:proofErr w:type="spellEnd"/>
+    </w:p>
+    <w:p>
+      <w:pPr>
+        <w:pStyle w:val="BodyTextIndent3"/>
+        <w:tabs>
+          <w:tab w:val="left" w:pos="1440"/>
+          <w:tab w:val="left" w:pos="2160"/>
+        </w:tabs>
+        <w:ind w:left="0" w:right="-1" w:firstLine="0"/>
+        <w:rPr>
+          <w:rFonts w:cs="Tahoma"/>
+          <w:lang w:val="en-US"/>
+        </w:rPr>
+      </w:pPr>
+    </w:p>
+    <w:p>
+      <w:pPr>
+        <w:pStyle w:val="BodyTextIndent3"/>
         <w:ind w:left="567" w:hanging="567"/>
         <w:rPr>
           <w:rFonts w:cs="Tahoma"/>
@@ -1078,6 +1540,52 @@
           <w:rFonts w:cs="Tahoma"/>
           <w:lang w:val="en-US"/>
         </w:rPr>
+        <w:t>:</w:t>
+      </w:r>
+    </w:p>
+    <w:p>
+      <w:pPr>
+        <w:pStyle w:val="BodyTextIndent3"/>
+        <w:ind w:left="567" w:hanging="567"/>
+        <w:rPr>
+          <w:rFonts w:cs="Tahoma"/>
+          <w:lang w:val="en-US"/>
+        </w:rPr>
+      </w:pPr>
+    </w:p>
+    <w:p>
+      <w:pPr>
+        <w:pStyle w:val="BodyTextIndent3"/>
+        <w:numPr>
+          <w:ilvl w:val="0"/>
+          <w:numId w:val="17"/>
+        </w:numPr>
+        <w:rPr>
+          <w:rFonts w:cs="Tahoma"/>
+          <w:lang w:val="en-US"/>
+        </w:rPr>
+      </w:pPr>
+      <w:r>
+        <w:rPr>
+          <w:rFonts w:cs="Tahoma"/>
+          <w:lang w:val="en-US"/>
+        </w:rPr>
+        <w:t xml:space="preserve">Surat Telegram </w:t>
+      </w:r>
+      <w:proofErr w:type="spellStart"/>
+      <w:r>
+        <w:rPr>
+          <w:rFonts w:cs="Tahoma"/>
+          <w:lang w:val="en-US"/>
+        </w:rPr>
+        <w:t>Kepala</w:t>
+      </w:r>
+      <w:proofErr w:type="spellEnd"/>
+      <w:r>
+        <w:rPr>
+          <w:rFonts w:cs="Tahoma"/>
+          <w:lang w:val="en-US"/>
+        </w:rPr>
         <w:t xml:space="preserve"> </w:t>
       </w:r>
       <w:proofErr w:type="spellStart"/>
@@ -1086,7 +1594,7 @@
           <w:rFonts w:cs="Tahoma"/>
           <w:lang w:val="en-US"/>
         </w:rPr>
-        <w:t>Peraturan</w:t>
+        <w:t>Kepolisian</w:t>
       </w:r>
       <w:proofErr w:type="spellEnd"/>
       <w:r>
@@ -1094,6 +1602,70 @@
           <w:rFonts w:cs="Tahoma"/>
           <w:lang w:val="en-US"/>
         </w:rPr>
+        <w:t xml:space="preserve"> Negara Republik Indonesia </w:t>
+      </w:r>
+      <w:proofErr w:type="spellStart"/>
+      <w:r>
+        <w:rPr>
+          <w:rFonts w:cs="Tahoma"/>
+          <w:lang w:val="en-US"/>
+        </w:rPr>
+        <w:t>Nomor</w:t>
+      </w:r>
+      <w:proofErr w:type="spellEnd"/>
+      <w:r>
+        <w:rPr>
+          <w:rFonts w:cs="Tahoma"/>
+          <w:lang w:val="en-US"/>
+        </w:rPr>
+        <w:t>: ST/1661/VIII/DIK.2.</w:t>
+      </w:r>
+      <w:proofErr w:type="gramStart"/>
+      <w:r>
+        <w:rPr>
+          <w:rFonts w:cs="Tahoma"/>
+          <w:lang w:val="en-US"/>
+        </w:rPr>
+        <w:t>2./</w:t>
+      </w:r>
+      <w:proofErr w:type="gramEnd"/>
+      <w:r>
+        <w:rPr>
+          <w:rFonts w:cs="Tahoma"/>
+          <w:lang w:val="en-US"/>
+        </w:rPr>
+        <w:t xml:space="preserve">2026 </w:t>
+      </w:r>
+      <w:proofErr w:type="spellStart"/>
+      <w:r>
+        <w:rPr>
+          <w:rFonts w:cs="Tahoma"/>
+          <w:lang w:val="en-US"/>
+        </w:rPr>
+        <w:t>tanggal</w:t>
+      </w:r>
+      <w:proofErr w:type="spellEnd"/>
+      <w:r>
+        <w:rPr>
+          <w:rFonts w:cs="Tahoma"/>
+          <w:lang w:val="en-US"/>
+        </w:rPr>
+        <w:t xml:space="preserve"> 4 Agustus 2026 </w:t>
+      </w:r>
+      <w:proofErr w:type="spellStart"/>
+      <w:r>
+        <w:rPr>
+          <w:rFonts w:cs="Tahoma"/>
+          <w:lang w:val="en-US"/>
+        </w:rPr>
+        <w:t>tentang</w:t>
+      </w:r>
+      <w:proofErr w:type="spellEnd"/>
+      <w:r>
+        <w:rPr>
+          <w:rFonts w:cs="Tahoma"/>
+          <w:lang w:val="en-US"/>
+        </w:rPr>
         <w:t xml:space="preserve"> </w:t>
       </w:r>
       <w:proofErr w:type="spellStart"/>
@@ -1102,6 +1674,180 @@
           <w:rFonts w:cs="Tahoma"/>
           <w:lang w:val="en-US"/>
         </w:rPr>
+        <w:t>rencana</w:t>
+      </w:r>
+      <w:proofErr w:type="spellEnd"/>
+      <w:r>
+        <w:rPr>
+          <w:rFonts w:cs="Tahoma"/>
+          <w:lang w:val="en-US"/>
+        </w:rPr>
+        <w:t xml:space="preserve"> </w:t>
+      </w:r>
+      <w:proofErr w:type="spellStart"/>
+      <w:r>
+        <w:rPr>
+          <w:rFonts w:cs="Tahoma"/>
+          <w:lang w:val="en-US"/>
+        </w:rPr>
+        <w:t>penyelenggaraan</w:t>
+      </w:r>
+      <w:proofErr w:type="spellEnd"/>
+      <w:r>
+        <w:rPr>
+          <w:rFonts w:cs="Tahoma"/>
+          <w:lang w:val="en-US"/>
+        </w:rPr>
+        <w:t xml:space="preserve"> </w:t>
+      </w:r>
+      <w:proofErr w:type="spellStart"/>
+      <w:r>
+        <w:rPr>
+          <w:rFonts w:cs="Tahoma"/>
+          <w:lang w:val="en-US"/>
+        </w:rPr>
+        <w:t>seleksi</w:t>
+      </w:r>
+      <w:proofErr w:type="spellEnd"/>
+      <w:r>
+        <w:rPr>
+          <w:rFonts w:cs="Tahoma"/>
+          <w:lang w:val="en-US"/>
+        </w:rPr>
+        <w:t xml:space="preserve"> Pendidikan Alih </w:t>
+      </w:r>
+      <w:proofErr w:type="spellStart"/>
+      <w:r>
+        <w:rPr>
+          <w:rFonts w:cs="Tahoma"/>
+          <w:lang w:val="en-US"/>
+        </w:rPr>
+        <w:t>Golongan</w:t>
+      </w:r>
+      <w:proofErr w:type="spellEnd"/>
+      <w:r>
+        <w:rPr>
+          <w:rFonts w:cs="Tahoma"/>
+          <w:lang w:val="en-US"/>
+        </w:rPr>
+        <w:t xml:space="preserve"> (PAG) </w:t>
+      </w:r>
+      <w:proofErr w:type="spellStart"/>
+      <w:r>
+        <w:rPr>
+          <w:rFonts w:cs="Tahoma"/>
+          <w:lang w:val="en-US"/>
+        </w:rPr>
+        <w:t>dari</w:t>
+      </w:r>
+      <w:proofErr w:type="spellEnd"/>
+      <w:r>
+        <w:rPr>
+          <w:rFonts w:cs="Tahoma"/>
+          <w:lang w:val="en-US"/>
+        </w:rPr>
+        <w:t xml:space="preserve"> BA </w:t>
+      </w:r>
+      <w:proofErr w:type="spellStart"/>
+      <w:r>
+        <w:rPr>
+          <w:rFonts w:cs="Tahoma"/>
+          <w:lang w:val="en-US"/>
+        </w:rPr>
+        <w:t>ke</w:t>
+      </w:r>
+      <w:proofErr w:type="spellEnd"/>
+      <w:r>
+        <w:rPr>
+          <w:rFonts w:cs="Tahoma"/>
+          <w:lang w:val="en-US"/>
+        </w:rPr>
+        <w:t xml:space="preserve"> PA </w:t>
+      </w:r>
+      <w:proofErr w:type="spellStart"/>
+      <w:r>
+        <w:rPr>
+          <w:rFonts w:cs="Tahoma"/>
+          <w:lang w:val="en-US"/>
+        </w:rPr>
+        <w:t>Polri</w:t>
+      </w:r>
+      <w:proofErr w:type="spellEnd"/>
+      <w:r>
+        <w:rPr>
+          <w:rFonts w:cs="Tahoma"/>
+          <w:lang w:val="en-US"/>
+        </w:rPr>
+        <w:t xml:space="preserve"> </w:t>
+      </w:r>
+      <w:proofErr w:type="spellStart"/>
+      <w:r>
+        <w:rPr>
+          <w:rFonts w:cs="Tahoma"/>
+          <w:lang w:val="en-US"/>
+        </w:rPr>
+        <w:t>Tahun</w:t>
+      </w:r>
+      <w:proofErr w:type="spellEnd"/>
+      <w:r>
+        <w:rPr>
+          <w:rFonts w:cs="Tahoma"/>
+          <w:lang w:val="en-US"/>
+        </w:rPr>
+        <w:t xml:space="preserve"> </w:t>
+      </w:r>
+      <w:proofErr w:type="spellStart"/>
+      <w:r>
+        <w:rPr>
+          <w:rFonts w:cs="Tahoma"/>
+          <w:lang w:val="en-US"/>
+        </w:rPr>
+        <w:t>Anggaran</w:t>
+      </w:r>
+      <w:proofErr w:type="spellEnd"/>
+      <w:r>
+        <w:rPr>
+          <w:rFonts w:cs="Tahoma"/>
+          <w:lang w:val="en-US"/>
+        </w:rPr>
+        <w:t xml:space="preserve"> 2026;</w:t>
+      </w:r>
+    </w:p>
+    <w:p>
+      <w:pPr>
+        <w:pStyle w:val="BodyTextIndent3"/>
+        <w:ind w:left="927" w:firstLine="0"/>
+        <w:rPr>
+          <w:rFonts w:cs="Tahoma"/>
+          <w:lang w:val="en-US"/>
+        </w:rPr>
+      </w:pPr>
+    </w:p>
+    <w:p>
+      <w:pPr>
+        <w:pStyle w:val="BodyTextIndent3"/>
+        <w:numPr>
+          <w:ilvl w:val="0"/>
+          <w:numId w:val="17"/>
+        </w:numPr>
+        <w:rPr>
+          <w:rFonts w:cs="Tahoma"/>
+          <w:lang w:val="en-US"/>
+        </w:rPr>
+      </w:pPr>
+      <w:r>
+        <w:rPr>
+          <w:rFonts w:cs="Tahoma"/>
+          <w:lang w:val="en-US"/>
+        </w:rPr>
+        <w:t xml:space="preserve">Surat Telegram </w:t>
+      </w:r>
+      <w:proofErr w:type="spellStart"/>
+      <w:r>
+        <w:rPr>
+          <w:rFonts w:cs="Tahoma"/>
+          <w:lang w:val="en-US"/>
+        </w:rPr>
         <w:t>Kepala</w:t>
       </w:r>
       <w:proofErr w:type="spellEnd"/>
@@ -1126,7 +1872,7 @@
           <w:rFonts w:cs="Tahoma"/>
           <w:lang w:val="en-US"/>
         </w:rPr>
-        <w:t xml:space="preserve"> Negara Republik Indonesia </w:t>
+        <w:t xml:space="preserve"> Daerah Metro Jaya </w:t>
       </w:r>
       <w:proofErr w:type="spellStart"/>
       <w:r>
@@ -1142,7 +1888,23 @@
           <w:rFonts w:cs="Tahoma"/>
           <w:lang w:val="en-US"/>
         </w:rPr>
-        <w:t xml:space="preserve"> 3 </w:t>
+        <w:t>: ST/370/VIII/DIK.2.</w:t>
+      </w:r>
+      <w:proofErr w:type="gramStart"/>
+      <w:r>
+        <w:rPr>
+          <w:rFonts w:cs="Tahoma"/>
+          <w:lang w:val="en-US"/>
+        </w:rPr>
+        <w:t>2./</w:t>
+      </w:r>
+      <w:proofErr w:type="gramEnd"/>
+      <w:r>
+        <w:rPr>
+          <w:rFonts w:cs="Tahoma"/>
+          <w:lang w:val="en-US"/>
+        </w:rPr>
+        <w:t xml:space="preserve">2026 </w:t>
       </w:r>
       <w:proofErr w:type="spellStart"/>
       <w:r>
@@ -1150,6 +1912,150 @@
           <w:rFonts w:cs="Tahoma"/>
           <w:lang w:val="en-US"/>
         </w:rPr>
+        <w:t>tanggal</w:t>
+      </w:r>
+      <w:proofErr w:type="spellEnd"/>
+      <w:r>
+        <w:rPr>
+          <w:rFonts w:cs="Tahoma"/>
+          <w:lang w:val="en-US"/>
+        </w:rPr>
+        <w:t xml:space="preserve"> 4 Agustus 2026 </w:t>
+      </w:r>
+      <w:proofErr w:type="spellStart"/>
+      <w:r>
+        <w:rPr>
+          <w:rFonts w:cs="Tahoma"/>
+          <w:lang w:val="en-US"/>
+        </w:rPr>
+        <w:t>tentang</w:t>
+      </w:r>
+      <w:proofErr w:type="spellEnd"/>
+      <w:r>
+        <w:rPr>
+          <w:rFonts w:cs="Tahoma"/>
+          <w:lang w:val="en-US"/>
+        </w:rPr>
+        <w:t xml:space="preserve"> </w:t>
+      </w:r>
+      <w:proofErr w:type="spellStart"/>
+      <w:r>
+        <w:rPr>
+          <w:rFonts w:cs="Tahoma"/>
+          <w:lang w:val="en-US"/>
+        </w:rPr>
+        <w:t>rencana</w:t>
+      </w:r>
+      <w:proofErr w:type="spellEnd"/>
+      <w:r>
+        <w:rPr>
+          <w:rFonts w:cs="Tahoma"/>
+          <w:lang w:val="en-US"/>
+        </w:rPr>
+        <w:t xml:space="preserve"> </w:t>
+      </w:r>
+      <w:proofErr w:type="spellStart"/>
+      <w:r>
+        <w:rPr>
+          <w:rFonts w:cs="Tahoma"/>
+          <w:lang w:val="en-US"/>
+        </w:rPr>
+        <w:t>penyelenggaraan</w:t>
+      </w:r>
+      <w:proofErr w:type="spellEnd"/>
+      <w:r>
+        <w:rPr>
+          <w:rFonts w:cs="Tahoma"/>
+          <w:lang w:val="en-US"/>
+        </w:rPr>
+        <w:t xml:space="preserve"> </w:t>
+      </w:r>
+      <w:proofErr w:type="spellStart"/>
+      <w:r>
+        <w:rPr>
+          <w:rFonts w:cs="Tahoma"/>
+          <w:lang w:val="en-US"/>
+        </w:rPr>
+        <w:t>seleksi</w:t>
+      </w:r>
+      <w:proofErr w:type="spellEnd"/>
+      <w:r>
+        <w:rPr>
+          <w:rFonts w:cs="Tahoma"/>
+          <w:lang w:val="en-US"/>
+        </w:rPr>
+        <w:t xml:space="preserve"> Pendidikan Alih </w:t>
+      </w:r>
+      <w:proofErr w:type="spellStart"/>
+      <w:r>
+        <w:rPr>
+          <w:rFonts w:cs="Tahoma"/>
+          <w:lang w:val="en-US"/>
+        </w:rPr>
+        <w:t>Golongan</w:t>
+      </w:r>
+      <w:proofErr w:type="spellEnd"/>
+      <w:r>
+        <w:rPr>
+          <w:rFonts w:cs="Tahoma"/>
+          <w:lang w:val="en-US"/>
+        </w:rPr>
+        <w:t xml:space="preserve"> (PAG) </w:t>
+      </w:r>
+      <w:proofErr w:type="spellStart"/>
+      <w:r>
+        <w:rPr>
+          <w:rFonts w:cs="Tahoma"/>
+          <w:lang w:val="en-US"/>
+        </w:rPr>
+        <w:t>dari</w:t>
+      </w:r>
+      <w:proofErr w:type="spellEnd"/>
+      <w:r>
+        <w:rPr>
+          <w:rFonts w:cs="Tahoma"/>
+          <w:lang w:val="en-US"/>
+        </w:rPr>
+        <w:t xml:space="preserve"> BA </w:t>
+      </w:r>
+      <w:proofErr w:type="spellStart"/>
+      <w:r>
+        <w:rPr>
+          <w:rFonts w:cs="Tahoma"/>
+          <w:lang w:val="en-US"/>
+        </w:rPr>
+        <w:t>ke</w:t>
+      </w:r>
+      <w:proofErr w:type="spellEnd"/>
+      <w:r>
+        <w:rPr>
+          <w:rFonts w:cs="Tahoma"/>
+          <w:lang w:val="en-US"/>
+        </w:rPr>
+        <w:t xml:space="preserve"> PA </w:t>
+      </w:r>
+      <w:proofErr w:type="spellStart"/>
+      <w:r>
+        <w:rPr>
+          <w:rFonts w:cs="Tahoma"/>
+          <w:lang w:val="en-US"/>
+        </w:rPr>
+        <w:t>Polri</w:t>
+      </w:r>
+      <w:proofErr w:type="spellEnd"/>
+      <w:r>
+        <w:rPr>
+          <w:rFonts w:cs="Tahoma"/>
+          <w:lang w:val="en-US"/>
+        </w:rPr>
+        <w:t xml:space="preserve"> </w:t>
+      </w:r>
+      <w:proofErr w:type="spellStart"/>
+      <w:r>
+        <w:rPr>
+          <w:rFonts w:cs="Tahoma"/>
+          <w:lang w:val="en-US"/>
+        </w:rPr>
         <w:t>Tahun</w:t>
       </w:r>
       <w:proofErr w:type="spellEnd"/>
@@ -1158,7 +2064,7 @@
           <w:rFonts w:cs="Tahoma"/>
           <w:lang w:val="en-US"/>
         </w:rPr>
-        <w:t xml:space="preserve"> 2016 </w:t>
+        <w:t xml:space="preserve"> </w:t>
       </w:r>
       <w:proofErr w:type="spellStart"/>
       <w:r>
@@ -1166,7 +2072,7 @@
           <w:rFonts w:cs="Tahoma"/>
           <w:lang w:val="en-US"/>
         </w:rPr>
-        <w:t>tanggal</w:t>
+        <w:t>Anggaran</w:t>
       </w:r>
       <w:proofErr w:type="spellEnd"/>
       <w:r>
@@ -1174,87 +2080,7 @@
           <w:rFonts w:cs="Tahoma"/>
           <w:lang w:val="en-US"/>
         </w:rPr>
-        <w:t xml:space="preserve"> 24 Juni 2016 </w:t>
-      </w:r>
-      <w:proofErr w:type="spellStart"/>
-      <w:r>
-        <w:rPr>
-          <w:rFonts w:cs="Tahoma"/>
-          <w:lang w:val="en-US"/>
-        </w:rPr>
-        <w:t>tentang</w:t>
-      </w:r>
-      <w:proofErr w:type="spellEnd"/>
-      <w:r>
-        <w:rPr>
-          <w:rFonts w:cs="Tahoma"/>
-          <w:lang w:val="en-US"/>
-        </w:rPr>
-        <w:t xml:space="preserve"> </w:t>
-      </w:r>
-      <w:proofErr w:type="spellStart"/>
-      <w:r>
-        <w:rPr>
-          <w:rFonts w:cs="Tahoma"/>
-          <w:lang w:val="en-US"/>
-        </w:rPr>
-        <w:t>Administrasi</w:t>
-      </w:r>
-      <w:proofErr w:type="spellEnd"/>
-      <w:r>
-        <w:rPr>
-          <w:rFonts w:cs="Tahoma"/>
-          <w:lang w:val="en-US"/>
-        </w:rPr>
-        <w:t xml:space="preserve"> </w:t>
-      </w:r>
-      <w:proofErr w:type="spellStart"/>
-      <w:r>
-        <w:rPr>
-          <w:rFonts w:cs="Tahoma"/>
-          <w:lang w:val="en-US"/>
-        </w:rPr>
-        <w:t>Kepangkatan</w:t>
-      </w:r>
-      <w:proofErr w:type="spellEnd"/>
-      <w:r>
-        <w:rPr>
-          <w:rFonts w:cs="Tahoma"/>
-          <w:lang w:val="en-US"/>
-        </w:rPr>
-        <w:t xml:space="preserve"> </w:t>
-      </w:r>
-      <w:proofErr w:type="spellStart"/>
-      <w:r>
-        <w:rPr>
-          <w:rFonts w:cs="Tahoma"/>
-          <w:lang w:val="en-US"/>
-        </w:rPr>
-        <w:t>Anggota</w:t>
-      </w:r>
-      <w:proofErr w:type="spellEnd"/>
-      <w:r>
-        <w:rPr>
-          <w:rFonts w:cs="Tahoma"/>
-          <w:lang w:val="en-US"/>
-        </w:rPr>
-        <w:t xml:space="preserve"> </w:t>
-      </w:r>
-      <w:proofErr w:type="spellStart"/>
-      <w:r>
-        <w:rPr>
-          <w:rFonts w:cs="Tahoma"/>
-          <w:lang w:val="en-US"/>
-        </w:rPr>
-        <w:t>Kepolisian</w:t>
-      </w:r>
-      <w:proofErr w:type="spellEnd"/>
-      <w:r>
-        <w:rPr>
-          <w:rFonts w:cs="Tahoma"/>
-          <w:lang w:val="en-US"/>
-        </w:rPr>
-        <w:t xml:space="preserve"> Negara Republik Indonesia.</w:t>
+        <w:t xml:space="preserve"> 2026.</w:t>
       </w:r>
     </w:p>
     <w:p>
@@ -1288,191 +2114,89 @@
           <w:lang w:val="id-ID"/>
         </w:rPr>
         <w:tab/>
-        <w:t xml:space="preserve">Sehubungan dengan rujukan di atas, bersama ini </w:t>
-      </w:r>
-      <w:proofErr w:type="spellStart"/>
-      <w:r>
-        <w:rPr>
-          <w:rFonts w:ascii="Arial Narrow" w:hAnsi="Arial Narrow" w:cs="Tahoma"/>
-        </w:rPr>
-        <w:t>di</w:t>
-      </w:r>
-      <w:r>
-        <w:rPr>
-          <w:rFonts w:ascii="Arial Narrow" w:hAnsi="Arial Narrow" w:cs="Tahoma"/>
-        </w:rPr>
-        <w:t>a</w:t>
-      </w:r>
-      <w:r>
-        <w:rPr>
-          <w:rFonts w:ascii="Arial Narrow" w:hAnsi="Arial Narrow" w:cs="Tahoma"/>
-        </w:rPr>
-        <w:t>jukan</w:t>
-      </w:r>
-      <w:proofErr w:type="spellEnd"/>
-      <w:r>
-        <w:rPr>
-          <w:rFonts w:ascii="Arial Narrow" w:hAnsi="Arial Narrow" w:cs="Tahoma"/>
-        </w:rPr>
-        <w:t xml:space="preserve"> </w:t>
-      </w:r>
-      <w:proofErr w:type="spellStart"/>
-      <w:r>
-        <w:rPr>
-          <w:rFonts w:ascii="Arial Narrow" w:hAnsi="Arial Narrow" w:cs="Tahoma"/>
-        </w:rPr>
-        <w:t>kepada</w:t>
-      </w:r>
-      <w:proofErr w:type="spellEnd"/>
-      <w:r>
-        <w:rPr>
-          <w:rFonts w:ascii="Arial Narrow" w:hAnsi="Arial Narrow" w:cs="Tahoma"/>
-        </w:rPr>
-        <w:t xml:space="preserve"> Ka. </w:t>
-      </w:r>
-      <w:proofErr w:type="spellStart"/>
-      <w:r>
-        <w:rPr>
-          <w:rFonts w:ascii="Arial Narrow" w:hAnsi="Arial Narrow" w:cs="Tahoma"/>
-        </w:rPr>
-        <w:t>Usula</w:t>
-      </w:r>
-      <w:r>
-        <w:rPr>
-          <w:rFonts w:ascii="Arial Narrow" w:hAnsi="Arial Narrow" w:cs="Tahoma"/>
-        </w:rPr>
-        <w:t>n</w:t>
-      </w:r>
-      <w:proofErr w:type="spellEnd"/>
-      <w:r>
-        <w:rPr>
-          <w:rFonts w:ascii="Arial Narrow" w:hAnsi="Arial Narrow" w:cs="Tahoma"/>
-        </w:rPr>
-        <w:t xml:space="preserve"> </w:t>
-      </w:r>
-      <w:proofErr w:type="spellStart"/>
-      <w:r>
-        <w:rPr>
-          <w:rFonts w:ascii="Arial Narrow" w:hAnsi="Arial Narrow" w:cs="Tahoma"/>
-        </w:rPr>
-        <w:t>Pesrta</w:t>
-      </w:r>
-      <w:proofErr w:type="spellEnd"/>
-      <w:r>
-        <w:rPr>
-          <w:rFonts w:ascii="Arial Narrow" w:hAnsi="Arial Narrow" w:cs="Tahoma"/>
-        </w:rPr>
-        <w:t xml:space="preserve"> </w:t>
-      </w:r>
-      <w:proofErr w:type="spellStart"/>
-      <w:r>
-        <w:rPr>
-          <w:rFonts w:ascii="Arial Narrow" w:hAnsi="Arial Narrow" w:cs="Tahoma"/>
-        </w:rPr>
-        <w:t>Seleksi</w:t>
-      </w:r>
-      <w:proofErr w:type="spellEnd"/>
-      <w:r>
-        <w:rPr>
-          <w:rFonts w:ascii="Arial Narrow" w:hAnsi="Arial Narrow" w:cs="Tahoma"/>
-        </w:rPr>
-        <w:t xml:space="preserve"> PAG TA. 2026</w:t>
-      </w:r>
-      <w:r>
-        <w:rPr>
-          <w:rFonts w:ascii="Arial Narrow" w:hAnsi="Arial Narrow" w:cs="Tahoma"/>
-        </w:rPr>
-        <w:t xml:space="preserve"> </w:t>
-      </w:r>
-      <w:proofErr w:type="spellStart"/>
-      <w:r>
-        <w:rPr>
-          <w:rFonts w:ascii="Arial Narrow" w:hAnsi="Arial Narrow" w:cs="Tahoma"/>
-        </w:rPr>
-        <w:t>Ditres</w:t>
-      </w:r>
-      <w:proofErr w:type="spellEnd"/>
-      <w:r>
-        <w:rPr>
-          <w:rFonts w:ascii="Arial Narrow" w:hAnsi="Arial Narrow" w:cs="Tahoma"/>
-        </w:rPr>
-        <w:t xml:space="preserve"> PPA dan PPO Polda Metro Jaya </w:t>
-      </w:r>
-      <w:proofErr w:type="spellStart"/>
-      <w:r>
-        <w:rPr>
-          <w:rFonts w:ascii="Arial Narrow" w:hAnsi="Arial Narrow" w:cs="Tahoma"/>
-        </w:rPr>
-        <w:t>atas</w:t>
-      </w:r>
-      <w:proofErr w:type="spellEnd"/>
-      <w:r>
-        <w:rPr>
-          <w:rFonts w:ascii="Arial Narrow" w:hAnsi="Arial Narrow" w:cs="Tahoma"/>
-        </w:rPr>
-        <w:t xml:space="preserve"> nama </w:t>
-      </w:r>
-      <w:r>
-        <w:rPr>
-          <w:rFonts w:ascii="Arial Narrow" w:hAnsi="Arial Narrow" w:cs="Tahoma"/>
-        </w:rPr>
-        <w:t>AIPTU SAPIK, S.H.</w:t>
-      </w:r>
-      <w:r>
-        <w:rPr>
-          <w:rFonts w:ascii="Arial Narrow" w:hAnsi="Arial Narrow" w:cs="Tahoma"/>
-        </w:rPr>
-        <w:t xml:space="preserve"> NRP </w:t>
-      </w:r>
-      <w:r>
-        <w:rPr>
-          <w:rFonts w:ascii="Arial Narrow" w:hAnsi="Arial Narrow" w:cs="Tahoma"/>
-          <w:bCs/>
+      </w:r>
+      <w:r>
+        <w:rPr>
+          <w:rFonts w:ascii="Arial Narrow" w:hAnsi="Arial Narrow" w:cs="Tahoma"/>
+          <w:lang w:val="id-ID"/>
+        </w:rPr>
+        <w:t xml:space="preserve">Sehubungan dengan rujukan di atas, bersama ini diajukan kepada Ka permohonan penerbitan SKHP kepada personel </w:t>
+      </w:r>
+      <w:r>
+        <w:rPr>
+          <w:rFonts w:ascii="Arial Narrow" w:hAnsi="Arial Narrow" w:cs="Tahoma"/>
+          <w:lang w:val="id-ID"/>
+        </w:rPr>
+        <w:t>Ditres PPA dan PPO Polda Metro Jaya</w:t>
+      </w:r>
+      <w:r>
+        <w:rPr>
+          <w:rFonts w:ascii="Arial Narrow" w:hAnsi="Arial Narrow" w:cs="Tahoma"/>
+          <w:lang w:val="id-ID"/>
+        </w:rPr>
+        <w:t xml:space="preserve"> untuk mengikuti seleksi Pendidikan Alih Golongan (PAG) Tahun Anggaran 2026 atas nama Aiptu </w:t>
+      </w:r>
+      <w:r>
+        <w:rPr>
+          <w:rFonts w:ascii="Arial Narrow" w:hAnsi="Arial Narrow" w:cs="Tahoma"/>
+          <w:lang w:val="id-ID"/>
+        </w:rPr>
+        <w:t>Sapik</w:t>
+      </w:r>
+      <w:r>
+        <w:rPr>
+          <w:rFonts w:ascii="Arial Narrow" w:hAnsi="Arial Narrow" w:cs="Tahoma"/>
+          <w:lang w:val="id-ID"/>
+        </w:rPr>
+        <w:t xml:space="preserve">, S.H. </w:t>
+      </w:r>
+      <w:r>
+        <w:rPr>
+          <w:rFonts w:ascii="Arial Narrow" w:hAnsi="Arial Narrow" w:cs="Tahoma"/>
+          <w:lang w:val="id-ID"/>
+        </w:rPr>
+        <w:t xml:space="preserve">Nrp </w:t>
+      </w:r>
+      <w:r>
+        <w:rPr>
+          <w:rFonts w:ascii="Arial Narrow" w:hAnsi="Arial Narrow" w:cs="Tahoma"/>
+          <w:lang w:val="id-ID"/>
         </w:rPr>
         <w:t>80040928</w:t>
       </w:r>
       <w:r>
         <w:rPr>
           <w:rFonts w:ascii="Arial Narrow" w:hAnsi="Arial Narrow" w:cs="Tahoma"/>
-          <w:bCs/>
-        </w:rPr>
-        <w:t xml:space="preserve">, </w:t>
-      </w:r>
-      <w:proofErr w:type="spellStart"/>
-      <w:r>
-        <w:rPr>
-          <w:rFonts w:ascii="Arial Narrow" w:hAnsi="Arial Narrow" w:cs="Tahoma"/>
-          <w:bCs/>
-        </w:rPr>
-        <w:t>Jabatan</w:t>
-      </w:r>
-      <w:proofErr w:type="spellEnd"/>
-      <w:r>
-        <w:rPr>
-          <w:rFonts w:ascii="Arial Narrow" w:hAnsi="Arial Narrow" w:cs="Tahoma"/>
-          <w:bCs/>
-        </w:rPr>
-        <w:t xml:space="preserve"> </w:t>
-      </w:r>
-      <w:r>
-        <w:rPr>
-          <w:rFonts w:ascii="Arial Narrow" w:hAnsi="Arial Narrow" w:cs="Tahoma"/>
-        </w:rPr>
-        <w:t xml:space="preserve">Bamin </w:t>
-      </w:r>
-      <w:proofErr w:type="spellStart"/>
-      <w:r>
-        <w:rPr>
-          <w:rFonts w:ascii="Arial Narrow" w:hAnsi="Arial Narrow" w:cs="Tahoma"/>
-        </w:rPr>
-        <w:t>Ditres</w:t>
-      </w:r>
-      <w:proofErr w:type="spellEnd"/>
-      <w:r>
-        <w:rPr>
-          <w:rFonts w:ascii="Arial Narrow" w:hAnsi="Arial Narrow" w:cs="Tahoma"/>
-        </w:rPr>
-        <w:t xml:space="preserve"> PPA dan PPO Polda Metro Jaya.</w:t>
+          <w:lang w:val="id-ID"/>
+        </w:rPr>
+        <w:t xml:space="preserve"> Jabatan </w:t>
+      </w:r>
+      <w:r>
+        <w:rPr>
+          <w:rFonts w:ascii="Arial Narrow" w:hAnsi="Arial Narrow" w:cs="Tahoma"/>
+          <w:lang w:val="id-ID"/>
+        </w:rPr>
+        <w:t xml:space="preserve">Bamin Subagrenmin </w:t>
+      </w:r>
+      <w:r>
+        <w:rPr>
+          <w:rFonts w:ascii="Arial Narrow" w:hAnsi="Arial Narrow" w:cs="Tahoma"/>
+          <w:lang w:val="id-ID"/>
+        </w:rPr>
+        <w:t xml:space="preserve">Ditress PPA dan PPO Polda Metro </w:t>
+      </w:r>
+      <w:r>
+        <w:rPr>
+          <w:rFonts w:ascii="Arial Narrow" w:hAnsi="Arial Narrow" w:cs="Tahoma"/>
+          <w:lang w:val="id-ID"/>
+        </w:rPr>
+        <w:t>Jaya</w:t>
+      </w:r>
+      <w:r>
+        <w:rPr>
+          <w:rFonts w:ascii="Arial Narrow" w:hAnsi="Arial Narrow" w:cs="Tahoma"/>
+        </w:rPr>
+        <w:t>.</w:t>
       </w:r>
     </w:p>
     <w:p>
@@ -1623,6 +2347,13 @@
                               </w:rPr>
                               <w:t>Kaurmin</w:t>
                             </w:r>
+                            <w:r>
+                              <w:rPr>
+                                <w:rFonts w:ascii="Arial Narrow" w:hAnsi="Arial Narrow"/>
+                                <w:color w:val="000000" w:themeColor="text1"/>
+                              </w:rPr>
+                              <w:t>tu</w:t>
+                            </w:r>
                             <w:proofErr w:type="spellEnd"/>
                             <w:r>
                               <w:rPr>
@@ -1742,7 +2473,7 @@
                 <v:stroke joinstyle="miter"/>
                 <v:path gradientshapeok="t" o:connecttype="rect"/>
               </v:shapetype>
-              <v:shape id="Text Box 6" o:spid="_x0000_s1028" type="#_x0000_t202" style="position:absolute;left:0;text-align:left;margin-left:22.5pt;margin-top:10.6pt;width:184.25pt;height:86.4pt;z-index:251813888;visibility:visible;mso-wrap-style:square;mso-height-percent:0;mso-wrap-distance-left:9pt;mso-wrap-distance-top:0;mso-wrap-distance-right:9pt;mso-wrap-distance-bottom:0;mso-position-horizontal:absolute;mso-position-horizontal-relative:text;mso-position-vertical:absolute;mso-position-vertical-relative:text;mso-height-percent:0;mso-height-relative:margin;v-text-anchor:top" o:gfxdata="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" fillcolor="window" strokecolor="window" strokeweight=".5pt">
+              <v:shape id="Text Box 6" o:spid="_x0000_s1027" type="#_x0000_t202" style="position:absolute;left:0;text-align:left;margin-left:22.5pt;margin-top:10.6pt;width:184.25pt;height:86.4pt;z-index:251813888;visibility:visible;mso-wrap-style:square;mso-height-percent:0;mso-wrap-distance-left:9pt;mso-wrap-distance-top:0;mso-wrap-distance-right:9pt;mso-wrap-distance-bottom:0;mso-position-horizontal:absolute;mso-position-horizontal-relative:text;mso-position-vertical:absolute;mso-position-vertical-relative:text;mso-height-percent:0;mso-height-relative:margin;v-text-anchor:top" o:gfxdata="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" fillcolor="window" strokecolor="window" strokeweight=".5pt">
                 <v:textbox>
                   <w:txbxContent>
                     <w:p>
@@ -1797,6 +2528,13 @@
                           <w:color w:val="000000" w:themeColor="text1"/>
                         </w:rPr>
                         <w:t>Kaurmin</w:t>
+                      </w:r>
+                      <w:r>
+                        <w:rPr>
+                          <w:rFonts w:ascii="Arial Narrow" w:hAnsi="Arial Narrow"/>
+                          <w:color w:val="000000" w:themeColor="text1"/>
+                        </w:rPr>
+                        <w:t>tu</w:t>
                       </w:r>
                       <w:proofErr w:type="spellEnd"/>
                       <w:r>
@@ -2115,7 +2853,7 @@
                 </mc:Choice>
                 <mc:Fallback>
                   <w:pict>
-                    <v:shape w14:anchorId="7A2AC9BF" id="Text Box 4076" o:spid="_x0000_s1029" type="#_x0000_t202" style="position:absolute;margin-left:-8.7pt;margin-top:78.8pt;width:184.8pt;height:67.5pt;z-index:-251521024;visibility:visible;mso-wrap-style:square;mso-width-percent:0;mso-height-percent:0;mso-wrap-distance-left:9pt;mso-wrap-distance-top:0;mso-wrap-distance-right:9pt;mso-wrap-distance-bottom:0;mso-position-horizontal:absolute;mso-position-horizontal-relative:margin;mso-position-vertical:absolute;mso-position-vertical-relative:text;mso-width-percent:0;mso-height-percent:0;mso-width-relative:page;mso-height-relative:page;v-text-anchor:top" o:gfxdata="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" stroked="f">
+                    <v:shape w14:anchorId="7A2AC9BF" id="Text Box 4076" o:spid="_x0000_s1028" type="#_x0000_t202" style="position:absolute;margin-left:-8.7pt;margin-top:78.8pt;width:184.8pt;height:67.5pt;z-index:-251521024;visibility:visible;mso-wrap-style:square;mso-width-percent:0;mso-height-percent:0;mso-wrap-distance-left:9pt;mso-wrap-distance-top:0;mso-wrap-distance-right:9pt;mso-wrap-distance-bottom:0;mso-position-horizontal:absolute;mso-position-horizontal-relative:margin;mso-position-vertical:absolute;mso-position-vertical-relative:text;mso-width-percent:0;mso-height-percent:0;mso-width-relative:page;mso-height-relative:page;v-text-anchor:top" o:gfxdata="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" stroked="f">
                       <v:textbox>
                         <w:txbxContent>
                           <w:p>
@@ -2389,7 +3127,7 @@
                 </mc:Choice>
                 <mc:Fallback>
                   <w:pict>
-                    <v:line w14:anchorId="2F1C3539" id="Line 205" o:spid="_x0000_s1026" style="position:absolute;z-index:251750400;visibility:visible;mso-wrap-style:square;mso-width-percent:0;mso-height-percent:0;mso-wrap-distance-left:9pt;mso-wrap-distance-top:0;mso-wrap-distance-right:9pt;mso-wrap-distance-bottom:0;mso-position-horizontal:absolute;mso-position-horizontal-relative:text;mso-position-vertical:absolute;mso-position-vertical-relative:text;mso-width-percent:0;mso-height-percent:0;mso-width-relative:page;mso-height-relative:page" from="34.5pt,13.7pt" to="236.8pt,13.7pt" o:gfxdata="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"/>
+                    <v:line w14:anchorId="5B9D1F09" id="Line 205" o:spid="_x0000_s1026" style="position:absolute;z-index:251750400;visibility:visible;mso-wrap-style:square;mso-width-percent:0;mso-height-percent:0;mso-wrap-distance-left:9pt;mso-wrap-distance-top:0;mso-wrap-distance-right:9pt;mso-wrap-distance-bottom:0;mso-position-horizontal:absolute;mso-position-horizontal-relative:text;mso-position-vertical:absolute;mso-position-vertical-relative:text;mso-width-percent:0;mso-height-percent:0;mso-width-relative:page;mso-height-relative:page" from="34.5pt,13.7pt" to="236.8pt,13.7pt" o:gfxdata="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"/>
                   </w:pict>
                 </mc:Fallback>
               </mc:AlternateContent>
@@ -2477,7 +3215,7 @@
                 </mc:Choice>
                 <mc:Fallback>
                   <w:pict>
-                    <v:line w14:anchorId="73828848" id="Line 204" o:spid="_x0000_s1026" style="position:absolute;z-index:251753472;visibility:visible;mso-wrap-style:square;mso-width-percent:0;mso-height-percent:0;mso-wrap-distance-left:9pt;mso-wrap-distance-top:0;mso-wrap-distance-right:9pt;mso-wrap-distance-bottom:0;mso-position-horizontal:absolute;mso-position-horizontal-relative:text;mso-position-vertical:absolute;mso-position-vertical-relative:text;mso-width-percent:0;mso-height-percent:0;mso-width-relative:page;mso-height-relative:page" from="395.25pt,.25pt" to="639pt,.25pt" o:gfxdata="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"/>
+                    <v:line w14:anchorId="053D725B" id="Line 204" o:spid="_x0000_s1026" style="position:absolute;z-index:251753472;visibility:visible;mso-wrap-style:square;mso-width-percent:0;mso-height-percent:0;mso-wrap-distance-left:9pt;mso-wrap-distance-top:0;mso-wrap-distance-right:9pt;mso-wrap-distance-bottom:0;mso-position-horizontal:absolute;mso-position-horizontal-relative:text;mso-position-vertical:absolute;mso-position-vertical-relative:text;mso-width-percent:0;mso-height-percent:0;mso-width-relative:page;mso-height-relative:page" from="395.25pt,.25pt" to="639pt,.25pt" o:gfxdata="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"/>
                   </w:pict>
                 </mc:Fallback>
               </mc:AlternateContent>
@@ -2792,7 +3530,7 @@
           </mc:Choice>
           <mc:Fallback>
             <w:pict>
-              <v:rect w14:anchorId="4595045A" id="Rectangle 17" o:spid="_x0000_s1030" style="position:absolute;left:0;text-align:left;margin-left:317.55pt;margin-top:7.85pt;width:156pt;height:23.25pt;z-index:251731968;visibility:visible;mso-wrap-style:square;mso-height-percent:0;mso-wrap-distance-left:9pt;mso-wrap-distance-top:0;mso-wrap-distance-right:9pt;mso-wrap-distance-bottom:0;mso-position-horizontal:absolute;mso-position-horizontal-relative:text;mso-position-vertical:absolute;mso-position-vertical-relative:text;mso-height-percent:0;mso-height-relative:margin;v-text-anchor:middle" o:gfxdata="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" filled="f" stroked="f" strokeweight="2pt">
+              <v:rect w14:anchorId="4595045A" id="Rectangle 17" o:spid="_x0000_s1029" style="position:absolute;left:0;text-align:left;margin-left:317.55pt;margin-top:7.85pt;width:156pt;height:23.25pt;z-index:251731968;visibility:visible;mso-wrap-style:square;mso-height-percent:0;mso-wrap-distance-left:9pt;mso-wrap-distance-top:0;mso-wrap-distance-right:9pt;mso-wrap-distance-bottom:0;mso-position-horizontal:absolute;mso-position-horizontal-relative:text;mso-position-vertical:absolute;mso-position-vertical-relative:text;mso-height-percent:0;mso-height-relative:margin;v-text-anchor:middle" o:gfxdata="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" filled="f" stroked="f" strokeweight="2pt">
                 <v:textbox>
                   <w:txbxContent>
                     <w:p>
@@ -2917,7 +3655,7 @@
           </mc:Choice>
           <mc:Fallback>
             <w:pict>
-              <v:line w14:anchorId="1FB32764" id="Straight Connector 18" o:spid="_x0000_s1026" style="position:absolute;z-index:251729920;visibility:visible;mso-wrap-style:square;mso-width-percent:0;mso-wrap-distance-left:9pt;mso-wrap-distance-top:0;mso-wrap-distance-right:9pt;mso-wrap-distance-bottom:0;mso-position-horizontal:absolute;mso-position-horizontal-relative:text;mso-position-vertical:absolute;mso-position-vertical-relative:text;mso-width-percent:0;mso-width-relative:margin" from="1.1pt,13.95pt" to="216.55pt,13.95pt" o:gfxdata="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" strokecolor="black [3040]"/>
+              <v:line w14:anchorId="15F6774F" id="Straight Connector 18" o:spid="_x0000_s1026" style="position:absolute;z-index:251729920;visibility:visible;mso-wrap-style:square;mso-width-percent:0;mso-wrap-distance-left:9pt;mso-wrap-distance-top:0;mso-wrap-distance-right:9pt;mso-wrap-distance-bottom:0;mso-position-horizontal:absolute;mso-position-horizontal-relative:text;mso-position-vertical:absolute;mso-position-vertical-relative:text;mso-width-percent:0;mso-width-relative:margin" from="1.1pt,13.95pt" to="216.55pt,13.95pt" o:gfxdata="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" strokecolor="black [3040]"/>
             </w:pict>
           </mc:Fallback>
         </mc:AlternateContent>
@@ -3301,7 +4039,7 @@
           </mc:Choice>
           <mc:Fallback>
             <w:pict>
-              <v:rect w14:anchorId="4523A846" id="Rectangle 20" o:spid="_x0000_s1031" style="position:absolute;left:0;text-align:left;margin-left:346pt;margin-top:10.25pt;width:156pt;height:23.25pt;z-index:251737088;visibility:visible;mso-wrap-style:square;mso-height-percent:0;mso-wrap-distance-left:9pt;mso-wrap-distance-top:0;mso-wrap-distance-right:9pt;mso-wrap-distance-bottom:0;mso-position-horizontal:absolute;mso-position-horizontal-relative:text;mso-position-vertical:absolute;mso-position-vertical-relative:text;mso-height-percent:0;mso-height-relative:margin;v-text-anchor:middle" o:gfxdata="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" fillcolor="white [3201]" stroked="f" strokeweight="2pt">
+              <v:rect w14:anchorId="4523A846" id="Rectangle 20" o:spid="_x0000_s1030" style="position:absolute;left:0;text-align:left;margin-left:346pt;margin-top:10.25pt;width:156pt;height:23.25pt;z-index:251737088;visibility:visible;mso-wrap-style:square;mso-height-percent:0;mso-wrap-distance-left:9pt;mso-wrap-distance-top:0;mso-wrap-distance-right:9pt;mso-wrap-distance-bottom:0;mso-position-horizontal:absolute;mso-position-horizontal-relative:text;mso-position-vertical:absolute;mso-position-vertical-relative:text;mso-height-percent:0;mso-height-relative:margin;v-text-anchor:middle" o:gfxdata="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" fillcolor="white [3201]" stroked="f" strokeweight="2pt">
                 <v:textbox>
                   <w:txbxContent>
                     <w:p>
@@ -4461,7 +5199,7 @@
           </mc:Choice>
           <mc:Fallback>
             <w:pict>
-              <v:shape w14:anchorId="0932BE74" id="Text Box 12" o:spid="_x0000_s1032" type="#_x0000_t202" style="position:absolute;left:0;text-align:left;margin-left:36.55pt;margin-top:5.8pt;width:184.25pt;height:79.9pt;z-index:251811840;visibility:visible;mso-wrap-style:square;mso-height-percent:0;mso-wrap-distance-left:9pt;mso-wrap-distance-top:0;mso-wrap-distance-right:9pt;mso-wrap-distance-bottom:0;mso-position-horizontal:absolute;mso-position-horizontal-relative:text;mso-position-vertical:absolute;mso-position-vertical-relative:text;mso-height-percent:0;mso-height-relative:margin;v-text-anchor:top" o:gfxdata="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" fillcolor="window" strokecolor="window" strokeweight=".5pt">
+              <v:shape w14:anchorId="0932BE74" id="Text Box 12" o:spid="_x0000_s1031" type="#_x0000_t202" style="position:absolute;left:0;text-align:left;margin-left:36.55pt;margin-top:5.8pt;width:184.25pt;height:79.9pt;z-index:251811840;visibility:visible;mso-wrap-style:square;mso-height-percent:0;mso-wrap-distance-left:9pt;mso-wrap-distance-top:0;mso-wrap-distance-right:9pt;mso-wrap-distance-bottom:0;mso-position-horizontal:absolute;mso-position-horizontal-relative:text;mso-position-vertical:absolute;mso-position-vertical-relative:text;mso-height-percent:0;mso-height-relative:margin;v-text-anchor:top" o:gfxdata="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" fillcolor="window" strokecolor="window" strokeweight=".5pt">
                 <v:textbox>
                   <w:txbxContent>
                     <w:p>
@@ -4796,7 +5534,7 @@
                 </mc:Choice>
                 <mc:Fallback>
                   <w:pict>
-                    <v:line w14:anchorId="0C4C1831" id="Line 205" o:spid="_x0000_s1026" style="position:absolute;z-index:251739136;visibility:visible;mso-wrap-style:square;mso-width-percent:0;mso-height-percent:0;mso-wrap-distance-left:9pt;mso-wrap-distance-top:0;mso-wrap-distance-right:9pt;mso-wrap-distance-bottom:0;mso-position-horizontal:absolute;mso-position-horizontal-relative:text;mso-position-vertical:absolute;mso-position-vertical-relative:text;mso-width-percent:0;mso-height-percent:0;mso-width-relative:page;mso-height-relative:page" from="35.35pt,13.2pt" to="238.35pt,13.2pt" o:gfxdata="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"/>
+                    <v:line w14:anchorId="0461B13A" id="Line 205" o:spid="_x0000_s1026" style="position:absolute;z-index:251739136;visibility:visible;mso-wrap-style:square;mso-width-percent:0;mso-height-percent:0;mso-wrap-distance-left:9pt;mso-wrap-distance-top:0;mso-wrap-distance-right:9pt;mso-wrap-distance-bottom:0;mso-position-horizontal:absolute;mso-position-horizontal-relative:text;mso-position-vertical:absolute;mso-position-vertical-relative:text;mso-width-percent:0;mso-height-percent:0;mso-width-relative:page;mso-height-relative:page" from="35.35pt,13.2pt" to="238.35pt,13.2pt" o:gfxdata="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"/>
                   </w:pict>
                 </mc:Fallback>
               </mc:AlternateContent>
@@ -5355,7 +6093,7 @@
                 </mc:Choice>
                 <mc:Fallback>
                   <w:pict>
-                    <v:line w14:anchorId="22991CD0" id="Straight Connector 2" o:spid="_x0000_s1026" style="position:absolute;z-index:251643904;visibility:visible;mso-wrap-style:square;mso-wrap-distance-left:9pt;mso-wrap-distance-top:0;mso-wrap-distance-right:9pt;mso-wrap-distance-bottom:0;mso-position-horizontal:absolute;mso-position-horizontal-relative:text;mso-position-vertical:absolute;mso-position-vertical-relative:text" from="4pt,12.4pt" to="213.25pt,12.4pt" o:gfxdata="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" strokecolor="black [3040]"/>
+                    <v:line w14:anchorId="2D2C6351" id="Straight Connector 2" o:spid="_x0000_s1026" style="position:absolute;z-index:251643904;visibility:visible;mso-wrap-style:square;mso-wrap-distance-left:9pt;mso-wrap-distance-top:0;mso-wrap-distance-right:9pt;mso-wrap-distance-bottom:0;mso-position-horizontal:absolute;mso-position-horizontal-relative:text;mso-position-vertical:absolute;mso-position-vertical-relative:text" from="4pt,12.4pt" to="213.25pt,12.4pt" o:gfxdata="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" strokecolor="black [3040]"/>
                   </w:pict>
                 </mc:Fallback>
               </mc:AlternateContent>
@@ -5946,7 +6684,7 @@
                 </mc:Choice>
                 <mc:Fallback>
                   <w:pict>
-                    <v:line w14:anchorId="77DA592C" id="Line 205" o:spid="_x0000_s1026" style="position:absolute;z-index:251741184;visibility:visible;mso-wrap-style:square;mso-width-percent:0;mso-height-percent:0;mso-wrap-distance-left:9pt;mso-wrap-distance-top:0;mso-wrap-distance-right:9pt;mso-wrap-distance-bottom:0;mso-position-horizontal:absolute;mso-position-horizontal-relative:text;mso-position-vertical:absolute;mso-position-vertical-relative:text;mso-width-percent:0;mso-height-percent:0;mso-width-relative:page;mso-height-relative:page" from="33.85pt,.1pt" to="236.85pt,.1pt" o:gfxdata="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"/>
+                    <v:line w14:anchorId="17A8FD61" id="Line 205" o:spid="_x0000_s1026" style="position:absolute;z-index:251741184;visibility:visible;mso-wrap-style:square;mso-width-percent:0;mso-height-percent:0;mso-wrap-distance-left:9pt;mso-wrap-distance-top:0;mso-wrap-distance-right:9pt;mso-wrap-distance-bottom:0;mso-position-horizontal:absolute;mso-position-horizontal-relative:text;mso-position-vertical:absolute;mso-position-vertical-relative:text;mso-width-percent:0;mso-height-percent:0;mso-width-relative:page;mso-height-relative:page" from="33.85pt,.1pt" to="236.85pt,.1pt" o:gfxdata="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"/>
                   </w:pict>
                 </mc:Fallback>
               </mc:AlternateContent>
@@ -6020,7 +6758,7 @@
                 </mc:Choice>
                 <mc:Fallback>
                   <w:pict>
-                    <v:line w14:anchorId="3DD2860D" id="Line 204" o:spid="_x0000_s1026" style="position:absolute;z-index:251621376;visibility:visible;mso-wrap-style:square;mso-width-percent:0;mso-height-percent:0;mso-wrap-distance-left:9pt;mso-wrap-distance-top:0;mso-wrap-distance-right:9pt;mso-wrap-distance-bottom:0;mso-position-horizontal:absolute;mso-position-horizontal-relative:text;mso-position-vertical:absolute;mso-position-vertical-relative:text;mso-width-percent:0;mso-height-percent:0;mso-width-relative:page;mso-height-relative:page" from="395.25pt,.25pt" to="639pt,.25pt" o:gfxdata="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"/>
+                    <v:line w14:anchorId="7A143645" id="Line 204" o:spid="_x0000_s1026" style="position:absolute;z-index:251621376;visibility:visible;mso-wrap-style:square;mso-width-percent:0;mso-height-percent:0;mso-wrap-distance-left:9pt;mso-wrap-distance-top:0;mso-wrap-distance-right:9pt;mso-wrap-distance-bottom:0;mso-position-horizontal:absolute;mso-position-horizontal-relative:text;mso-position-vertical:absolute;mso-position-vertical-relative:text;mso-width-percent:0;mso-height-percent:0;mso-width-relative:page;mso-height-relative:page" from="395.25pt,.25pt" to="639pt,.25pt" o:gfxdata="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"/>
                   </w:pict>
                 </mc:Fallback>
               </mc:AlternateContent>
@@ -6249,7 +6987,7 @@
           </mc:Choice>
           <mc:Fallback>
             <w:pict>
-              <v:shape w14:anchorId="07267F1D" id="Text Box 1" o:spid="_x0000_s1033" type="#_x0000_t202" style="position:absolute;margin-left:9.75pt;margin-top:265.15pt;width:184.25pt;height:79.95pt;z-index:251799552;visibility:visible;mso-wrap-style:square;mso-height-percent:0;mso-wrap-distance-left:9pt;mso-wrap-distance-top:0;mso-wrap-distance-right:9pt;mso-wrap-distance-bottom:0;mso-position-horizontal:absolute;mso-position-horizontal-relative:text;mso-position-vertical:absolute;mso-position-vertical-relative:text;mso-height-percent:0;mso-height-relative:margin;v-text-anchor:top" o:gfxdata="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" fillcolor="white [3201]" strokecolor="white [3212]" strokeweight=".5pt">
+              <v:shape w14:anchorId="07267F1D" id="Text Box 1" o:spid="_x0000_s1032" type="#_x0000_t202" style="position:absolute;margin-left:9.75pt;margin-top:265.15pt;width:184.25pt;height:79.95pt;z-index:251799552;visibility:visible;mso-wrap-style:square;mso-height-percent:0;mso-wrap-distance-left:9pt;mso-wrap-distance-top:0;mso-wrap-distance-right:9pt;mso-wrap-distance-bottom:0;mso-position-horizontal:absolute;mso-position-horizontal-relative:text;mso-position-vertical:absolute;mso-position-vertical-relative:text;mso-height-percent:0;mso-height-relative:margin;v-text-anchor:top" o:gfxdata="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" fillcolor="white [3201]" strokecolor="white [3212]" strokeweight=".5pt">
                 <v:textbox>
                   <w:txbxContent>
                     <w:p>
@@ -6781,7 +7519,7 @@
                 </mc:Choice>
                 <mc:Fallback>
                   <w:pict>
-                    <v:line w14:anchorId="706C6EE0" id="Straight Connector 5" o:spid="_x0000_s1026" style="position:absolute;z-index:251673600;visibility:visible;mso-wrap-style:square;mso-wrap-distance-left:9pt;mso-wrap-distance-top:0;mso-wrap-distance-right:9pt;mso-wrap-distance-bottom:0;mso-position-horizontal:absolute;mso-position-horizontal-relative:text;mso-position-vertical:absolute;mso-position-vertical-relative:text" from="1pt,12.4pt" to="210.25pt,12.4pt" o:gfxdata="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" strokecolor="black [3040]"/>
+                    <v:line w14:anchorId="49CEA58A" id="Straight Connector 5" o:spid="_x0000_s1026" style="position:absolute;z-index:251673600;visibility:visible;mso-wrap-style:square;mso-wrap-distance-left:9pt;mso-wrap-distance-top:0;mso-wrap-distance-right:9pt;mso-wrap-distance-bottom:0;mso-position-horizontal:absolute;mso-position-horizontal-relative:text;mso-position-vertical:absolute;mso-position-vertical-relative:text" from="1pt,12.4pt" to="210.25pt,12.4pt" o:gfxdata="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" strokecolor="black [3040]"/>
                   </w:pict>
                 </mc:Fallback>
               </mc:AlternateContent>
@@ -7637,7 +8375,7 @@
                 </mc:Choice>
                 <mc:Fallback>
                   <w:pict>
-                    <v:shape w14:anchorId="6FF1A275" id="Text Box 4" o:spid="_x0000_s1034" type="#_x0000_t202" style="position:absolute;margin-left:-2.25pt;margin-top:290.75pt;width:184.25pt;height:79.95pt;z-index:251797504;visibility:visible;mso-wrap-style:square;mso-height-percent:0;mso-wrap-distance-left:9pt;mso-wrap-distance-top:0;mso-wrap-distance-right:9pt;mso-wrap-distance-bottom:0;mso-position-horizontal:absolute;mso-position-horizontal-relative:text;mso-position-vertical:absolute;mso-position-vertical-relative:text;mso-height-percent:0;mso-height-relative:margin;v-text-anchor:top" o:gfxdata="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" fillcolor="white [3201]" strokecolor="white [3212]" strokeweight=".5pt">
+                    <v:shape w14:anchorId="6FF1A275" id="Text Box 4" o:spid="_x0000_s1033" type="#_x0000_t202" style="position:absolute;margin-left:-2.25pt;margin-top:290.75pt;width:184.25pt;height:79.95pt;z-index:251797504;visibility:visible;mso-wrap-style:square;mso-height-percent:0;mso-wrap-distance-left:9pt;mso-wrap-distance-top:0;mso-wrap-distance-right:9pt;mso-wrap-distance-bottom:0;mso-position-horizontal:absolute;mso-position-horizontal-relative:text;mso-position-vertical:absolute;mso-position-vertical-relative:text;mso-height-percent:0;mso-height-relative:margin;v-text-anchor:top" o:gfxdata="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" fillcolor="white [3201]" strokecolor="white [3212]" strokeweight=".5pt">
                       <v:textbox>
                         <w:txbxContent>
                           <w:p>
@@ -7894,7 +8632,7 @@
                 </mc:Choice>
                 <mc:Fallback>
                   <w:pict>
-                    <v:line w14:anchorId="24A2FCA7" id="Straight Connector 21" o:spid="_x0000_s1026" style="position:absolute;z-index:251742208;visibility:visible;mso-wrap-style:square;mso-wrap-distance-left:9pt;mso-wrap-distance-top:0;mso-wrap-distance-right:9pt;mso-wrap-distance-bottom:0;mso-position-horizontal:absolute;mso-position-horizontal-relative:text;mso-position-vertical:absolute;mso-position-vertical-relative:text" from="32.75pt,13.4pt" to="236.05pt,13.4pt" o:gfxdata="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" strokecolor="black [3040]"/>
+                    <v:line w14:anchorId="01136A4B" id="Straight Connector 21" o:spid="_x0000_s1026" style="position:absolute;z-index:251742208;visibility:visible;mso-wrap-style:square;mso-wrap-distance-left:9pt;mso-wrap-distance-top:0;mso-wrap-distance-right:9pt;mso-wrap-distance-bottom:0;mso-position-horizontal:absolute;mso-position-horizontal-relative:text;mso-position-vertical:absolute;mso-position-vertical-relative:text" from="32.75pt,13.4pt" to="236.05pt,13.4pt" o:gfxdata="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" strokecolor="black [3040]"/>
                   </w:pict>
                 </mc:Fallback>
               </mc:AlternateContent>
@@ -7989,7 +8727,7 @@
                 </mc:Choice>
                 <mc:Fallback>
                   <w:pict>
-                    <v:line w14:anchorId="16811B05" id="Line 204" o:spid="_x0000_s1026" style="position:absolute;z-index:251694080;visibility:visible;mso-wrap-style:square;mso-width-percent:0;mso-height-percent:0;mso-wrap-distance-left:9pt;mso-wrap-distance-top:0;mso-wrap-distance-right:9pt;mso-wrap-distance-bottom:0;mso-position-horizontal:absolute;mso-position-horizontal-relative:text;mso-position-vertical:absolute;mso-position-vertical-relative:text;mso-width-percent:0;mso-height-percent:0;mso-width-relative:page;mso-height-relative:page" from="395.25pt,.25pt" to="639pt,.25pt" o:gfxdata="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"/>
+                    <v:line w14:anchorId="29C69A12" id="Line 204" o:spid="_x0000_s1026" style="position:absolute;z-index:251694080;visibility:visible;mso-wrap-style:square;mso-width-percent:0;mso-height-percent:0;mso-wrap-distance-left:9pt;mso-wrap-distance-top:0;mso-wrap-distance-right:9pt;mso-wrap-distance-bottom:0;mso-position-horizontal:absolute;mso-position-horizontal-relative:text;mso-position-vertical:absolute;mso-position-vertical-relative:text;mso-width-percent:0;mso-height-percent:0;mso-width-relative:page;mso-height-relative:page" from="395.25pt,.25pt" to="639pt,.25pt" o:gfxdata="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"/>
                   </w:pict>
                 </mc:Fallback>
               </mc:AlternateContent>
@@ -8644,6 +9382,92 @@
     </w:lvl>
   </w:abstractNum>
   <w:abstractNum w:abstractNumId="7" w15:restartNumberingAfterBreak="0">
+    <w:nsid w:val="3A5B6DA2"/>
+    <w:multiLevelType w:val="hybridMultilevel"/>
+    <w:tmpl w:val="50AA02B4"/>
+    <w:lvl w:ilvl="0" w:tplc="38090019">
+      <w:start w:val="1"/>
+      <w:numFmt w:val="lowerLetter"/>
+      <w:lvlText w:val="%1."/>
+      <w:lvlJc w:val="left"/>
+      <w:pPr>
+        <w:ind w:left="927" w:hanging="360"/>
+      </w:pPr>
+    </w:lvl>
+    <w:lvl w:ilvl="1" w:tplc="38090019" w:tentative="1">
+      <w:start w:val="1"/>
+      <w:numFmt w:val="lowerLetter"/>
+      <w:lvlText w:val="%2."/>
+      <w:lvlJc w:val="left"/>
+      <w:pPr>
+        <w:ind w:left="1647" w:hanging="360"/>
+      </w:pPr>
+    </w:lvl>
+    <w:lvl w:ilvl="2" w:tplc="3809001B" w:tentative="1">
+      <w:start w:val="1"/>
+      <w:numFmt w:val="lowerRoman"/>
+      <w:lvlText w:val="%3."/>
+      <w:lvlJc w:val="right"/>
+      <w:pPr>
+        <w:ind w:left="2367" w:hanging="180"/>
+      </w:pPr>
+    </w:lvl>
+    <w:lvl w:ilvl="3" w:tplc="3809000F" w:tentative="1">
+      <w:start w:val="1"/>
+      <w:numFmt w:val="decimal"/>
+      <w:lvlText w:val="%4."/>
+      <w:lvlJc w:val="left"/>
+      <w:pPr>
+        <w:ind w:left="3087" w:hanging="360"/>
+      </w:pPr>
+    </w:lvl>
+    <w:lvl w:ilvl="4" w:tplc="38090019" w:tentative="1">
+      <w:start w:val="1"/>
+      <w:numFmt w:val="lowerLetter"/>
+      <w:lvlText w:val="%5."/>
+      <w:lvlJc w:val="left"/>
+      <w:pPr>
+        <w:ind w:left="3807" w:hanging="360"/>
+      </w:pPr>
+    </w:lvl>
+    <w:lvl w:ilvl="5" w:tplc="3809001B" w:tentative="1">
+      <w:start w:val="1"/>
+      <w:numFmt w:val="lowerRoman"/>
+      <w:lvlText w:val="%6."/>
+      <w:lvlJc w:val="right"/>
+      <w:pPr>
+        <w:ind w:left="4527" w:hanging="180"/>
+      </w:pPr>
+    </w:lvl>
+    <w:lvl w:ilvl="6" w:tplc="3809000F" w:tentative="1">
+      <w:start w:val="1"/>
+      <w:numFmt w:val="decimal"/>
+      <w:lvlText w:val="%7."/>
+      <w:lvlJc w:val="left"/>
+      <w:pPr>
+        <w:ind w:left="5247" w:hanging="360"/>
+      </w:pPr>
+    </w:lvl>
+    <w:lvl w:ilvl="7" w:tplc="38090019" w:tentative="1">
+      <w:start w:val="1"/>
+      <w:numFmt w:val="lowerLetter"/>
+      <w:lvlText w:val="%8."/>
+      <w:lvlJc w:val="left"/>
+      <w:pPr>
+        <w:ind w:left="5967" w:hanging="360"/>
+      </w:pPr>
+    </w:lvl>
+    <w:lvl w:ilvl="8" w:tplc="3809001B" w:tentative="1">
+      <w:start w:val="1"/>
+      <w:numFmt w:val="lowerRoman"/>
+      <w:lvlText w:val="%9."/>
+      <w:lvlJc w:val="right"/>
+      <w:pPr>
+        <w:ind w:left="6687" w:hanging="180"/>
+      </w:pPr>
+    </w:lvl>
+  </w:abstractNum>
+  <w:abstractNum w:abstractNumId="8" w15:restartNumberingAfterBreak="0">
     <w:nsid w:val="448C613F"/>
     <w:multiLevelType w:val="hybridMultilevel"/>
     <w:tmpl w:val="12FA82AE"/>
@@ -8729,7 +9553,7 @@
       </w:pPr>
     </w:lvl>
   </w:abstractNum>
-  <w:abstractNum w:abstractNumId="8" w15:restartNumberingAfterBreak="0">
+  <w:abstractNum w:abstractNumId="9" w15:restartNumberingAfterBreak="0">
     <w:nsid w:val="48407CCB"/>
     <w:multiLevelType w:val="hybridMultilevel"/>
     <w:tmpl w:val="7D465448"/>
@@ -8815,7 +9639,7 @@
       </w:pPr>
     </w:lvl>
   </w:abstractNum>
-  <w:abstractNum w:abstractNumId="9" w15:restartNumberingAfterBreak="0">
+  <w:abstractNum w:abstractNumId="10" w15:restartNumberingAfterBreak="0">
     <w:nsid w:val="556F4410"/>
     <w:multiLevelType w:val="hybridMultilevel"/>
     <w:tmpl w:val="21EA8F28"/>
@@ -8904,7 +9728,7 @@
       </w:pPr>
     </w:lvl>
   </w:abstractNum>
-  <w:abstractNum w:abstractNumId="10" w15:restartNumberingAfterBreak="0">
+  <w:abstractNum w:abstractNumId="11" w15:restartNumberingAfterBreak="0">
     <w:nsid w:val="664B1706"/>
     <w:multiLevelType w:val="hybridMultilevel"/>
     <w:tmpl w:val="21EA8F28"/>
@@ -8993,7 +9817,7 @@
       </w:pPr>
     </w:lvl>
   </w:abstractNum>
-  <w:abstractNum w:abstractNumId="11" w15:restartNumberingAfterBreak="0">
+  <w:abstractNum w:abstractNumId="12" w15:restartNumberingAfterBreak="0">
     <w:nsid w:val="6EF7453F"/>
     <w:multiLevelType w:val="hybridMultilevel"/>
     <w:tmpl w:val="7AA81D40"/>
@@ -9082,7 +9906,7 @@
       </w:pPr>
     </w:lvl>
   </w:abstractNum>
-  <w:abstractNum w:abstractNumId="12" w15:restartNumberingAfterBreak="0">
+  <w:abstractNum w:abstractNumId="13" w15:restartNumberingAfterBreak="0">
     <w:nsid w:val="7EAF5719"/>
     <w:multiLevelType w:val="hybridMultilevel"/>
     <w:tmpl w:val="2FFC2C32"/>
@@ -9172,7 +9996,7 @@
       </w:pPr>
     </w:lvl>
   </w:abstractNum>
-  <w:abstractNum w:abstractNumId="13" w15:restartNumberingAfterBreak="0">
+  <w:abstractNum w:abstractNumId="14" w15:restartNumberingAfterBreak="0">
     <w:nsid w:val="7EFA1595"/>
     <w:multiLevelType w:val="hybridMultilevel"/>
     <w:tmpl w:val="5F049D54"/>
@@ -9261,7 +10085,7 @@
       </w:pPr>
     </w:lvl>
   </w:abstractNum>
-  <w:abstractNum w:abstractNumId="14" w15:restartNumberingAfterBreak="0">
+  <w:abstractNum w:abstractNumId="15" w15:restartNumberingAfterBreak="0">
     <w:nsid w:val="7F5D5E3F"/>
     <w:multiLevelType w:val="hybridMultilevel"/>
     <w:tmpl w:val="9FA6391C"/>
@@ -9350,7 +10174,7 @@
       </w:pPr>
     </w:lvl>
   </w:abstractNum>
-  <w:abstractNum w:abstractNumId="15" w15:restartNumberingAfterBreak="0">
+  <w:abstractNum w:abstractNumId="16" w15:restartNumberingAfterBreak="0">
     <w:nsid w:val="7FFC4C2F"/>
     <w:multiLevelType w:val="hybridMultilevel"/>
     <w:tmpl w:val="FCBC6154"/>
@@ -9443,7 +10267,7 @@
     <w:abstractNumId w:val="1"/>
   </w:num>
   <w:num w:numId="3" w16cid:durableId="116685050">
-    <w:abstractNumId w:val="9"/>
+    <w:abstractNumId w:val="10"/>
   </w:num>
   <w:num w:numId="4" w16cid:durableId="121769660">
     <w:abstractNumId w:val="3"/>
@@ -9452,37 +10276,40 @@
     <w:abstractNumId w:val="6"/>
   </w:num>
   <w:num w:numId="6" w16cid:durableId="1302615175">
-    <w:abstractNumId w:val="10"/>
+    <w:abstractNumId w:val="11"/>
   </w:num>
   <w:num w:numId="7" w16cid:durableId="398328581">
-    <w:abstractNumId w:val="7"/>
+    <w:abstractNumId w:val="8"/>
   </w:num>
   <w:num w:numId="8" w16cid:durableId="1911454512">
     <w:abstractNumId w:val="4"/>
   </w:num>
   <w:num w:numId="9" w16cid:durableId="1198278066">
-    <w:abstractNumId w:val="8"/>
+    <w:abstractNumId w:val="9"/>
   </w:num>
   <w:num w:numId="10" w16cid:durableId="118424910">
-    <w:abstractNumId w:val="14"/>
+    <w:abstractNumId w:val="15"/>
   </w:num>
   <w:num w:numId="11" w16cid:durableId="1542784458">
     <w:abstractNumId w:val="2"/>
   </w:num>
   <w:num w:numId="12" w16cid:durableId="546919294">
-    <w:abstractNumId w:val="12"/>
+    <w:abstractNumId w:val="13"/>
   </w:num>
   <w:num w:numId="13" w16cid:durableId="1546332182">
     <w:abstractNumId w:val="5"/>
   </w:num>
   <w:num w:numId="14" w16cid:durableId="1396313428">
-    <w:abstractNumId w:val="11"/>
+    <w:abstractNumId w:val="12"/>
   </w:num>
   <w:num w:numId="15" w16cid:durableId="1492254777">
-    <w:abstractNumId w:val="13"/>
+    <w:abstractNumId w:val="14"/>
   </w:num>
   <w:num w:numId="16" w16cid:durableId="941572056">
-    <w:abstractNumId w:val="15"/>
+    <w:abstractNumId w:val="16"/>
+  </w:num>
+  <w:num w:numId="17" w16cid:durableId="651445884">
+    <w:abstractNumId w:val="7"/>
   </w:num>
 </w:numbering>
 </file>
@@ -10004,7 +10831,6 @@
   <w:style w:type="character" w:default="1" w:styleId="DefaultParagraphFont">
     <w:name w:val="Default Paragraph Font"/>
     <w:uiPriority w:val="1"/>
-    <w:semiHidden/>
     <w:unhideWhenUsed/>
   </w:style>
   <w:style w:type="table" w:default="1" w:styleId="TableNormal">
@@ -10261,6 +11087,23 @@
       <w:color w:val="365F91" w:themeColor="accent1" w:themeShade="BF"/>
       <w:sz w:val="24"/>
       <w:szCs w:val="24"/>
+    </w:rPr>
+  </w:style>
+  <w:style w:type="paragraph" w:customStyle="1" w:styleId="Default">
+    <w:name w:val="Default"/>
+    <w:rsid w:val="00ED2F24"/>
+    <w:pPr>
+      <w:autoSpaceDE w:val="0"/>
+      <w:autoSpaceDN w:val="0"/>
+      <w:adjustRightInd w:val="0"/>
+      <w:spacing w:after="0" w:line="240" w:lineRule="auto"/>
+    </w:pPr>
+    <w:rPr>
+      <w:rFonts w:ascii="Arial" w:hAnsi="Arial" w:cs="Arial"/>
+      <w:color w:val="000000"/>
+      <w:sz w:val="24"/>
+      <w:szCs w:val="24"/>
+      <w:lang w:val="en-ID"/>
     </w:rPr>
   </w:style>
 </w:styles>
